--- a/doc/詞/宋朝/秦觀/秦觀-鵲橋仙·纖雲弄巧.docx
+++ b/doc/詞/宋朝/秦觀/秦觀-鵲橋仙·纖雲弄巧.docx
@@ -1,6 +1,6 @@
 
 <file path=word/document.xml><?xml version="1.0" encoding="utf-8"?>
-<w:document xmlns:wpc="http://schemas.microsoft.com/office/word/2010/wordprocessingCanvas" xmlns:cx="http://schemas.microsoft.com/office/drawing/2014/chartex" xmlns:cx1="http://schemas.microsoft.com/office/drawing/2015/9/8/chartex" xmlns:cx2="http://schemas.microsoft.com/office/drawing/2015/10/21/chartex" xmlns:cx3="http://schemas.microsoft.com/office/drawing/2016/5/9/chartex" xmlns:cx4="http://schemas.microsoft.com/office/drawing/2016/5/10/chartex" xmlns:cx5="http://schemas.microsoft.com/office/drawing/2016/5/11/chartex" xmlns:cx6="http://schemas.microsoft.com/office/drawing/2016/5/12/chartex" xmlns:cx7="http://schemas.microsoft.com/office/drawing/2016/5/13/chartex" xmlns:cx8="http://schemas.microsoft.com/office/drawing/2016/5/14/chartex" xmlns:mc="http://schemas.openxmlformats.org/markup-compatibility/2006" xmlns:aink="http://schemas.microsoft.com/office/drawing/2016/ink" xmlns:am3d="http://schemas.microsoft.com/office/drawing/2017/model3d" xmlns:o="urn:schemas-microsoft-com:office:office" xmlns:oel="http://schemas.microsoft.com/office/2019/extlst" xmlns:r="http://schemas.openxmlformats.org/officeDocument/2006/relationships" xmlns:m="http://schemas.openxmlformats.org/officeDocument/2006/math" xmlns:v="urn:schemas-microsoft-com:vml" xmlns:wp14="http://schemas.microsoft.com/office/word/2010/wordprocessingDrawing" xmlns:wp="http://schemas.openxmlformats.org/drawingml/2006/wordprocessingDrawing" xmlns:w10="urn:schemas-microsoft-com:office:word" xmlns:w="http://schemas.openxmlformats.org/wordprocessingml/2006/main" xmlns:w14="http://schemas.microsoft.com/office/word/2010/wordml" xmlns:w15="http://schemas.microsoft.com/office/word/2012/wordml" xmlns:w16cex="http://schemas.microsoft.com/office/word/2018/wordml/cex" xmlns:w16cid="http://schemas.microsoft.com/office/word/2016/wordml/cid" xmlns:w16="http://schemas.microsoft.com/office/word/2018/wordml" xmlns:w16sdtdh="http://schemas.microsoft.com/office/word/2020/wordml/sdtdatahash" xmlns:w16se="http://schemas.microsoft.com/office/word/2015/wordml/symex" xmlns:wpg="http://schemas.microsoft.com/office/word/2010/wordprocessingGroup" xmlns:wpi="http://schemas.microsoft.com/office/word/2010/wordprocessingInk" xmlns:wne="http://schemas.microsoft.com/office/word/2006/wordml" xmlns:wps="http://schemas.microsoft.com/office/word/2010/wordprocessingShape" mc:Ignorable="w14 w15 w16se w16cid w16 w16cex w16sdtdh wp14">
+<w:document xmlns:wpc="http://schemas.microsoft.com/office/word/2010/wordprocessingCanvas" xmlns:cx="http://schemas.microsoft.com/office/drawing/2014/chartex" xmlns:cx1="http://schemas.microsoft.com/office/drawing/2015/9/8/chartex" xmlns:cx2="http://schemas.microsoft.com/office/drawing/2015/10/21/chartex" xmlns:cx3="http://schemas.microsoft.com/office/drawing/2016/5/9/chartex" xmlns:cx4="http://schemas.microsoft.com/office/drawing/2016/5/10/chartex" xmlns:cx5="http://schemas.microsoft.com/office/drawing/2016/5/11/chartex" xmlns:cx6="http://schemas.microsoft.com/office/drawing/2016/5/12/chartex" xmlns:cx7="http://schemas.microsoft.com/office/drawing/2016/5/13/chartex" xmlns:cx8="http://schemas.microsoft.com/office/drawing/2016/5/14/chartex" xmlns:mc="http://schemas.openxmlformats.org/markup-compatibility/2006" xmlns:aink="http://schemas.microsoft.com/office/drawing/2016/ink" xmlns:am3d="http://schemas.microsoft.com/office/drawing/2017/model3d" xmlns:o="urn:schemas-microsoft-com:office:office" xmlns:oel="http://schemas.microsoft.com/office/2019/extlst" xmlns:r="http://schemas.openxmlformats.org/officeDocument/2006/relationships" xmlns:m="http://schemas.openxmlformats.org/officeDocument/2006/math" xmlns:v="urn:schemas-microsoft-com:vml" xmlns:wp14="http://schemas.microsoft.com/office/word/2010/wordprocessingDrawing" xmlns:wp="http://schemas.openxmlformats.org/drawingml/2006/wordprocessingDrawing" xmlns:w10="urn:schemas-microsoft-com:office:word" xmlns:w="http://schemas.openxmlformats.org/wordprocessingml/2006/main" xmlns:w14="http://schemas.microsoft.com/office/word/2010/wordml" xmlns:w15="http://schemas.microsoft.com/office/word/2012/wordml" xmlns:w16cex="http://schemas.microsoft.com/office/word/2018/wordml/cex" xmlns:w16cid="http://schemas.microsoft.com/office/word/2016/wordml/cid" xmlns:w16="http://schemas.microsoft.com/office/word/2018/wordml" xmlns:w16du="http://schemas.microsoft.com/office/word/2023/wordml/word16du" xmlns:w16sdtdh="http://schemas.microsoft.com/office/word/2020/wordml/sdtdatahash" xmlns:w16sdtfl="http://schemas.microsoft.com/office/word/2024/wordml/sdtformatlock" xmlns:w16se="http://schemas.microsoft.com/office/word/2015/wordml/symex" xmlns:wpg="http://schemas.microsoft.com/office/word/2010/wordprocessingGroup" xmlns:wpi="http://schemas.microsoft.com/office/word/2010/wordprocessingInk" xmlns:wne="http://schemas.microsoft.com/office/word/2006/wordml" xmlns:wps="http://schemas.microsoft.com/office/word/2010/wordprocessingShape" mc:Ignorable="w14 w15 w16se w16cid w16 w16cex w16sdtdh w16sdtfl w16du wp14">
   <w:body>
     <w:p>
       <w:pPr>
@@ -52,7 +52,7 @@
           <w:sz w:val="52"/>
           <w:szCs w:val="52"/>
         </w:rPr>
-        <w:t xml:space="preserve">     </w:t>
+        <w:t xml:space="preserve">   </w:t>
       </w:r>
       <w:r>
         <w:rPr>
@@ -126,55 +126,48 @@
       <w:pPr>
         <w:spacing w:after="0" w:line="480" w:lineRule="exact"/>
         <w:ind w:left="0" w:right="0" w:firstLine="0"/>
-        <w:rPr>
-          <w:szCs w:val="28"/>
-        </w:rPr>
-      </w:pPr>
-      <w:r>
-        <w:rPr>
-          <w:rFonts w:hint="eastAsia"/>
-          <w:szCs w:val="28"/>
-        </w:rPr>
-        <w:t>纖薄的雲彩在天空中變幻多端，天上的流星傳遞著相思的愁怨，遙遠無垠的銀河今夜我悄悄渡過。在秋風白露的七夕相會，就勝過塵世間那些長相廝守卻貌合神離的夫妻。</w:t>
+        <w:jc w:val="both"/>
+        <w:rPr>
+          <w:szCs w:val="28"/>
+        </w:rPr>
+      </w:pPr>
+      <w:r>
+        <w:rPr>
+          <w:rFonts w:hint="eastAsia"/>
+          <w:szCs w:val="28"/>
+        </w:rPr>
+        <w:t>纖巧的雲彩在天空中變幻出千姿百態，流星傳遞著無盡的愁恨與思念，銀河迢迢，牛郎織女正默默地渡過河。在這秋風白露的七夕之夜，雙星相會，這短暫的相聚勝過了人間無數次的尋常團聚。</w:t>
       </w:r>
     </w:p>
     <w:p>
       <w:pPr>
         <w:spacing w:after="0" w:line="480" w:lineRule="exact"/>
         <w:ind w:left="0" w:right="0" w:firstLine="0"/>
-        <w:rPr>
-          <w:szCs w:val="28"/>
-        </w:rPr>
-      </w:pPr>
-      <w:r>
-        <w:rPr>
-          <w:rFonts w:hint="eastAsia"/>
-          <w:szCs w:val="28"/>
-        </w:rPr>
-        <w:t>共訴相思，柔情似水，短暫的相會如夢如幻，分別之時不忍去看那鵲橋路。只要兩情至死</w:t>
-      </w:r>
-      <w:r>
-        <w:rPr>
-          <w:rFonts w:hint="eastAsia"/>
-          <w:b/>
-          <w:bCs/>
-          <w:szCs w:val="28"/>
-        </w:rPr>
-        <w:t>不渝</w:t>
-      </w:r>
-      <w:r>
-        <w:rPr>
-          <w:rFonts w:hint="eastAsia"/>
-          <w:szCs w:val="28"/>
-        </w:rPr>
-        <w:t>，又何必貪求卿卿我我的朝歡暮樂呢</w:t>
-      </w:r>
-      <w:r>
-        <w:rPr>
-          <w:rFonts w:hint="eastAsia"/>
-          <w:szCs w:val="28"/>
-        </w:rPr>
-        <w:t>！</w:t>
+        <w:jc w:val="both"/>
+        <w:rPr>
+          <w:rFonts w:hint="eastAsia"/>
+          <w:szCs w:val="28"/>
+        </w:rPr>
+      </w:pPr>
+      <w:r>
+        <w:rPr>
+          <w:rFonts w:hint="eastAsia"/>
+          <w:szCs w:val="28"/>
+        </w:rPr>
+        <w:t>他們內心的溫柔情意像水一般柔情綿綿，相會的時光如同夢境般短暫易逝，怎麼忍心回頭去看那鵲橋回去的路呢？只要雙方的感情能夠天長地久，又何必在乎一定要朝夕相伴</w:t>
+      </w:r>
+      <w:r>
+        <w:rPr>
+          <w:szCs w:val="28"/>
+        </w:rPr>
+        <w:br/>
+      </w:r>
+      <w:r>
+        <w:rPr>
+          <w:rFonts w:hint="eastAsia"/>
+          <w:szCs w:val="28"/>
+        </w:rPr>
+        <w:t>、形影不離呢？</w:t>
       </w:r>
     </w:p>
     <w:p>
@@ -203,8 +196,9 @@
           <w:ilvl w:val="0"/>
           <w:numId w:val="2"/>
         </w:numPr>
-        <w:spacing w:after="0" w:line="480" w:lineRule="exact"/>
-        <w:ind w:leftChars="0" w:left="465" w:right="0" w:hanging="482"/>
+        <w:spacing w:after="0" w:line="440" w:lineRule="exact"/>
+        <w:ind w:leftChars="0" w:left="284" w:right="0" w:hanging="301"/>
+        <w:jc w:val="both"/>
         <w:rPr>
           <w:color w:val="0F0F0F"/>
           <w:szCs w:val="28"/>
@@ -226,20 +220,21 @@
           <w:ilvl w:val="0"/>
           <w:numId w:val="2"/>
         </w:numPr>
-        <w:spacing w:after="0" w:line="480" w:lineRule="exact"/>
-        <w:ind w:leftChars="0" w:left="465" w:right="0" w:hanging="482"/>
-        <w:rPr>
-          <w:color w:val="0F0F0F"/>
-          <w:szCs w:val="28"/>
-        </w:rPr>
-      </w:pPr>
-      <w:r>
-        <w:rPr>
-          <w:rFonts w:hint="eastAsia"/>
-          <w:color w:val="0F0F0F"/>
-          <w:szCs w:val="28"/>
-        </w:rPr>
-        <w:t>飛星：流星。一說指牽牛、織女二星。</w:t>
+        <w:spacing w:after="0" w:line="440" w:lineRule="exact"/>
+        <w:ind w:leftChars="0" w:left="284" w:right="0" w:hanging="301"/>
+        <w:jc w:val="both"/>
+        <w:rPr>
+          <w:color w:val="0F0F0F"/>
+          <w:szCs w:val="28"/>
+        </w:rPr>
+      </w:pPr>
+      <w:r>
+        <w:rPr>
+          <w:rFonts w:hint="eastAsia"/>
+          <w:color w:val="0F0F0F"/>
+          <w:szCs w:val="28"/>
+        </w:rPr>
+        <w:t>飛星：流星。此處指流星劃過夜空，也暗指牛郎織女在星際間傳遞相思。</w:t>
       </w:r>
     </w:p>
     <w:p>
@@ -249,44 +244,21 @@
           <w:ilvl w:val="0"/>
           <w:numId w:val="2"/>
         </w:numPr>
-        <w:spacing w:after="0" w:line="480" w:lineRule="exact"/>
-        <w:ind w:leftChars="0" w:left="465" w:right="0" w:hanging="482"/>
-        <w:rPr>
-          <w:color w:val="0F0F0F"/>
-          <w:szCs w:val="28"/>
-        </w:rPr>
-      </w:pPr>
-      <w:r>
-        <w:rPr>
-          <w:rFonts w:hint="eastAsia"/>
-          <w:color w:val="0F0F0F"/>
-          <w:szCs w:val="28"/>
-        </w:rPr>
-        <w:t>銀漢：銀河。迢迢：遙遠的樣子。</w:t>
-      </w:r>
-      <w:r>
-        <w:rPr>
-          <w:rFonts w:hint="eastAsia"/>
-          <w:color w:val="FF0000"/>
-          <w:szCs w:val="28"/>
-        </w:rPr>
-        <w:t>暗度：悄悄</w:t>
-      </w:r>
-      <w:r>
-        <w:rPr>
-          <w:rFonts w:hint="eastAsia"/>
-          <w:color w:val="FF0000"/>
-          <w:szCs w:val="28"/>
-        </w:rPr>
-        <w:t>渡</w:t>
-      </w:r>
-      <w:r>
-        <w:rPr>
-          <w:rFonts w:hint="eastAsia"/>
-          <w:color w:val="FF0000"/>
-          <w:szCs w:val="28"/>
-        </w:rPr>
-        <w:t>過。</w:t>
+        <w:spacing w:after="0" w:line="440" w:lineRule="exact"/>
+        <w:ind w:leftChars="0" w:left="284" w:right="0" w:hanging="301"/>
+        <w:jc w:val="both"/>
+        <w:rPr>
+          <w:color w:val="0F0F0F"/>
+          <w:szCs w:val="28"/>
+        </w:rPr>
+      </w:pPr>
+      <w:r>
+        <w:rPr>
+          <w:rFonts w:hint="eastAsia"/>
+          <w:color w:val="0F0F0F"/>
+          <w:szCs w:val="28"/>
+        </w:rPr>
+        <w:t>銀漢迢迢暗度：迢迢，形容距離遙遠；暗度，悄悄渡過。意指牛郎織女隔著遼闊的銀河，在七夕之夜默默相會。</w:t>
       </w:r>
     </w:p>
     <w:p>
@@ -296,71 +268,21 @@
           <w:ilvl w:val="0"/>
           <w:numId w:val="2"/>
         </w:numPr>
-        <w:spacing w:after="0" w:line="480" w:lineRule="exact"/>
-        <w:ind w:leftChars="0" w:left="465" w:right="0" w:hanging="482"/>
-        <w:rPr>
-          <w:color w:val="0F0F0F"/>
-          <w:szCs w:val="28"/>
-        </w:rPr>
-      </w:pPr>
-      <w:r>
-        <w:rPr>
-          <w:rFonts w:hint="eastAsia"/>
-          <w:color w:val="0F0F0F"/>
-          <w:szCs w:val="28"/>
-        </w:rPr>
-        <w:t>金風玉露：指秋風白露。</w:t>
-      </w:r>
-      <w:r>
-        <w:rPr>
-          <w:rFonts w:hint="eastAsia"/>
-          <w:color w:val="0F0F0F"/>
-          <w:szCs w:val="28"/>
-          <w:u w:val="single"/>
-        </w:rPr>
-        <w:t>李商隱</w:t>
-      </w:r>
-      <w:r>
-        <w:rPr>
-          <w:rFonts w:hint="eastAsia"/>
-          <w:color w:val="0F0F0F"/>
-          <w:szCs w:val="28"/>
-        </w:rPr>
-        <w:t>《辛未七夕》：</w:t>
-      </w:r>
-      <w:r>
-        <w:rPr>
-          <w:rFonts w:hint="eastAsia"/>
-          <w:color w:val="0F0F0F"/>
-          <w:szCs w:val="28"/>
-        </w:rPr>
-        <w:t>「</w:t>
-      </w:r>
-      <w:hyperlink r:id="rId8" w:history="1">
-        <w:r>
-          <w:rPr>
-            <w:rStyle w:val="a7"/>
-            <w:rFonts w:hint="eastAsia"/>
-            <w:szCs w:val="28"/>
-          </w:rPr>
-          <w:t>由來碧落銀河畔，可要金風玉露時</w:t>
-        </w:r>
-      </w:hyperlink>
-      <w:r>
-        <w:rPr>
-          <w:rFonts w:hint="eastAsia"/>
-          <w:color w:val="0F0F0F"/>
-          <w:szCs w:val="28"/>
-        </w:rPr>
-        <w:t>」</w:t>
-      </w:r>
-      <w:r>
-        <w:rPr>
-          <w:rFonts w:hint="eastAsia"/>
-          <w:color w:val="0F0F0F"/>
-          <w:szCs w:val="28"/>
-        </w:rPr>
-        <w:t>。</w:t>
+        <w:spacing w:after="0" w:line="440" w:lineRule="exact"/>
+        <w:ind w:leftChars="0" w:left="284" w:right="0" w:hanging="301"/>
+        <w:jc w:val="both"/>
+        <w:rPr>
+          <w:color w:val="0F0F0F"/>
+          <w:szCs w:val="28"/>
+        </w:rPr>
+      </w:pPr>
+      <w:r>
+        <w:rPr>
+          <w:rFonts w:hint="eastAsia"/>
+          <w:color w:val="0F0F0F"/>
+          <w:szCs w:val="28"/>
+        </w:rPr>
+        <w:t>金風玉露：指秋風與白露。金風即秋風（秋屬金），玉露指秋天的白露，合指秋涼的時節。</w:t>
       </w:r>
     </w:p>
     <w:p>
@@ -370,20 +292,21 @@
           <w:ilvl w:val="0"/>
           <w:numId w:val="2"/>
         </w:numPr>
-        <w:spacing w:after="0" w:line="480" w:lineRule="exact"/>
-        <w:ind w:leftChars="0" w:left="465" w:right="0" w:hanging="482"/>
-        <w:rPr>
-          <w:color w:val="0F0F0F"/>
-          <w:szCs w:val="28"/>
-        </w:rPr>
-      </w:pPr>
-      <w:r>
-        <w:rPr>
-          <w:rFonts w:hint="eastAsia"/>
-          <w:color w:val="0F0F0F"/>
-          <w:szCs w:val="28"/>
-        </w:rPr>
-        <w:t>忍顧：怎忍回視。</w:t>
+        <w:spacing w:after="0" w:line="440" w:lineRule="exact"/>
+        <w:ind w:leftChars="0" w:left="284" w:right="0" w:hanging="301"/>
+        <w:jc w:val="both"/>
+        <w:rPr>
+          <w:color w:val="0F0F0F"/>
+          <w:szCs w:val="28"/>
+        </w:rPr>
+      </w:pPr>
+      <w:r>
+        <w:rPr>
+          <w:rFonts w:hint="eastAsia"/>
+          <w:color w:val="0F0F0F"/>
+          <w:szCs w:val="28"/>
+        </w:rPr>
+        <w:t>忍顧：忍心回頭看。顧，看、觀望。</w:t>
       </w:r>
     </w:p>
     <w:p>
@@ -393,20 +316,21 @@
           <w:ilvl w:val="0"/>
           <w:numId w:val="2"/>
         </w:numPr>
-        <w:spacing w:after="0" w:line="480" w:lineRule="exact"/>
-        <w:ind w:leftChars="0" w:left="465" w:right="0" w:hanging="482"/>
-        <w:rPr>
-          <w:color w:val="0F0F0F"/>
-          <w:szCs w:val="28"/>
-        </w:rPr>
-      </w:pPr>
-      <w:r>
-        <w:rPr>
-          <w:rFonts w:hint="eastAsia"/>
-          <w:color w:val="0F0F0F"/>
-          <w:szCs w:val="28"/>
-        </w:rPr>
-        <w:t>朝朝暮暮：指朝夕相聚。</w:t>
+        <w:spacing w:after="0" w:line="440" w:lineRule="exact"/>
+        <w:ind w:leftChars="0" w:left="284" w:right="0" w:hanging="301"/>
+        <w:jc w:val="both"/>
+        <w:rPr>
+          <w:color w:val="0F0F0F"/>
+          <w:szCs w:val="28"/>
+        </w:rPr>
+      </w:pPr>
+      <w:r>
+        <w:rPr>
+          <w:rFonts w:hint="eastAsia"/>
+          <w:color w:val="0F0F0F"/>
+          <w:szCs w:val="28"/>
+        </w:rPr>
+        <w:t>朝朝暮暮：每天的早晨和夜晚，泛指時時刻刻相守、形影不離。</w:t>
       </w:r>
     </w:p>
     <w:p>
@@ -434,6 +358,7 @@
       <w:pPr>
         <w:spacing w:after="0" w:line="480" w:lineRule="exact"/>
         <w:ind w:left="-17" w:right="0" w:firstLine="0"/>
+        <w:jc w:val="both"/>
         <w:rPr>
           <w:color w:val="0F0F0F"/>
           <w:szCs w:val="28"/>
@@ -497,31 +422,35 @@
         </w:rPr>
         <w:t>的妾室</w:t>
       </w:r>
-      <w:hyperlink r:id="rId9" w:history="1">
-        <w:r>
-          <w:rPr>
-            <w:rStyle w:val="a7"/>
-            <w:rFonts w:hint="eastAsia"/>
-            <w:szCs w:val="28"/>
-          </w:rPr>
-          <w:t>邊朝華</w:t>
-        </w:r>
-      </w:hyperlink>
-      <w:r>
-        <w:rPr>
-          <w:rFonts w:hint="eastAsia"/>
-          <w:color w:val="0F0F0F"/>
-          <w:szCs w:val="28"/>
-        </w:rPr>
-        <w:t>。《墨莊漫錄》記載，</w:t>
-      </w:r>
-      <w:r>
-        <w:rPr>
-          <w:rFonts w:hint="eastAsia"/>
-          <w:color w:val="0F0F0F"/>
+      <w:r>
+        <w:rPr>
           <w:szCs w:val="28"/>
           <w:u w:val="single"/>
         </w:rPr>
+        <w:t>邊朝</w:t>
+      </w:r>
+      <w:r>
+        <w:rPr>
+          <w:szCs w:val="28"/>
+          <w:u w:val="single"/>
+        </w:rPr>
+        <w:t>華</w:t>
+      </w:r>
+      <w:r>
+        <w:rPr>
+          <w:rFonts w:hint="eastAsia"/>
+          <w:color w:val="0F0F0F"/>
+          <w:szCs w:val="28"/>
+        </w:rPr>
+        <w:t>。</w:t>
+      </w:r>
+      <w:r>
+        <w:rPr>
+          <w:rFonts w:hint="eastAsia"/>
+          <w:color w:val="0F0F0F"/>
+          <w:szCs w:val="28"/>
+          <w:u w:val="single"/>
+        </w:rPr>
         <w:t>秦觀</w:t>
       </w:r>
       <w:r>
@@ -531,6 +460,235 @@
           <w:szCs w:val="28"/>
         </w:rPr>
         <w:t>中年時，在京城做官，仕途較為</w:t>
+      </w:r>
+      <w:r>
+        <w:rPr>
+          <w:rFonts w:hint="eastAsia"/>
+          <w:color w:val="0F0F0F"/>
+          <w:szCs w:val="28"/>
+        </w:rPr>
+        <w:t>順遂</w:t>
+      </w:r>
+      <w:r>
+        <w:rPr>
+          <w:rFonts w:hint="eastAsia"/>
+          <w:color w:val="0F0F0F"/>
+          <w:szCs w:val="28"/>
+        </w:rPr>
+        <w:t>，在七夕時納</w:t>
+      </w:r>
+      <w:r>
+        <w:rPr>
+          <w:rFonts w:hint="eastAsia"/>
+          <w:color w:val="0F0F0F"/>
+          <w:szCs w:val="28"/>
+          <w:u w:val="single"/>
+        </w:rPr>
+        <w:t>邊朝華</w:t>
+      </w:r>
+      <w:r>
+        <w:rPr>
+          <w:rFonts w:hint="eastAsia"/>
+          <w:color w:val="0F0F0F"/>
+          <w:szCs w:val="28"/>
+        </w:rPr>
+        <w:t>為妾。他專門寫了一首詩，稱讚她「織女明星來枕上」。把眼前人比作下凡的織女，可見</w:t>
+      </w:r>
+      <w:r>
+        <w:rPr>
+          <w:rFonts w:hint="eastAsia"/>
+          <w:color w:val="0F0F0F"/>
+          <w:szCs w:val="28"/>
+          <w:u w:val="single"/>
+        </w:rPr>
+        <w:t>秦觀</w:t>
+      </w:r>
+      <w:r>
+        <w:rPr>
+          <w:rFonts w:hint="eastAsia"/>
+          <w:color w:val="0F0F0F"/>
+          <w:szCs w:val="28"/>
+        </w:rPr>
+        <w:t>對</w:t>
+      </w:r>
+      <w:r>
+        <w:rPr>
+          <w:rFonts w:hint="eastAsia"/>
+          <w:color w:val="0F0F0F"/>
+          <w:szCs w:val="28"/>
+          <w:u w:val="single"/>
+        </w:rPr>
+        <w:t>邊朝華</w:t>
+      </w:r>
+      <w:r>
+        <w:rPr>
+          <w:rFonts w:hint="eastAsia"/>
+          <w:color w:val="0F0F0F"/>
+          <w:szCs w:val="28"/>
+        </w:rPr>
+        <w:t>是非常</w:t>
+      </w:r>
+      <w:r>
+        <w:rPr>
+          <w:rFonts w:hint="eastAsia"/>
+          <w:color w:val="0F0F0F"/>
+          <w:szCs w:val="28"/>
+        </w:rPr>
+        <w:t>鍾愛</w:t>
+      </w:r>
+      <w:r>
+        <w:rPr>
+          <w:rFonts w:hint="eastAsia"/>
+          <w:color w:val="0F0F0F"/>
+          <w:szCs w:val="28"/>
+        </w:rPr>
+        <w:t>了。</w:t>
+      </w:r>
+    </w:p>
+    <w:p>
+      <w:pPr>
+        <w:spacing w:after="0" w:line="480" w:lineRule="exact"/>
+        <w:ind w:left="-17" w:right="0" w:firstLine="0"/>
+        <w:jc w:val="both"/>
+        <w:rPr>
+          <w:color w:val="0F0F0F"/>
+          <w:szCs w:val="28"/>
+        </w:rPr>
+      </w:pPr>
+      <w:r>
+        <w:rPr>
+          <w:rFonts w:hint="eastAsia"/>
+          <w:color w:val="0F0F0F"/>
+          <w:szCs w:val="28"/>
+        </w:rPr>
+        <w:t xml:space="preserve">    </w:t>
+      </w:r>
+      <w:r>
+        <w:rPr>
+          <w:rFonts w:hint="eastAsia"/>
+          <w:color w:val="0F0F0F"/>
+          <w:szCs w:val="28"/>
+        </w:rPr>
+        <w:t>但是好景不常，</w:t>
+      </w:r>
+      <w:r>
+        <w:rPr>
+          <w:rFonts w:hint="eastAsia"/>
+          <w:color w:val="0F0F0F"/>
+          <w:szCs w:val="28"/>
+          <w:u w:val="single"/>
+        </w:rPr>
+        <w:t>秦觀</w:t>
+      </w:r>
+      <w:r>
+        <w:rPr>
+          <w:rFonts w:hint="eastAsia"/>
+          <w:color w:val="0F0F0F"/>
+          <w:szCs w:val="28"/>
+        </w:rPr>
+        <w:t>和</w:t>
+      </w:r>
+      <w:r>
+        <w:rPr>
+          <w:rFonts w:hint="eastAsia"/>
+          <w:color w:val="0F0F0F"/>
+          <w:szCs w:val="28"/>
+          <w:u w:val="single"/>
+        </w:rPr>
+        <w:t>蘇軾</w:t>
+      </w:r>
+      <w:r>
+        <w:rPr>
+          <w:rFonts w:hint="eastAsia"/>
+          <w:color w:val="0F0F0F"/>
+          <w:szCs w:val="28"/>
+        </w:rPr>
+        <w:t>一樣很快陷入朝廷的新舊黨爭，多次遭到貶謫，大部分時間流落在外地。</w:t>
+      </w:r>
+      <w:r>
+        <w:rPr>
+          <w:rFonts w:hint="eastAsia"/>
+          <w:color w:val="0F0F0F"/>
+          <w:szCs w:val="28"/>
+          <w:u w:val="single"/>
+        </w:rPr>
+        <w:t>秦觀</w:t>
+      </w:r>
+      <w:r>
+        <w:rPr>
+          <w:rFonts w:hint="eastAsia"/>
+          <w:color w:val="0F0F0F"/>
+          <w:szCs w:val="28"/>
+        </w:rPr>
+        <w:t>不希望連累年輕的</w:t>
+      </w:r>
+      <w:r>
+        <w:rPr>
+          <w:rFonts w:hint="eastAsia"/>
+          <w:color w:val="0F0F0F"/>
+          <w:szCs w:val="28"/>
+          <w:u w:val="single"/>
+        </w:rPr>
+        <w:t>朝華</w:t>
+      </w:r>
+      <w:r>
+        <w:rPr>
+          <w:rFonts w:hint="eastAsia"/>
+          <w:color w:val="0F0F0F"/>
+          <w:szCs w:val="28"/>
+        </w:rPr>
+        <w:t>受苦，無奈之下，只好把她趕回娘家。溫柔的</w:t>
+      </w:r>
+      <w:r>
+        <w:rPr>
+          <w:rFonts w:hint="eastAsia"/>
+          <w:color w:val="0F0F0F"/>
+          <w:szCs w:val="28"/>
+          <w:u w:val="single"/>
+        </w:rPr>
+        <w:t>朝華</w:t>
+      </w:r>
+      <w:r>
+        <w:rPr>
+          <w:rFonts w:hint="eastAsia"/>
+          <w:color w:val="0F0F0F"/>
+          <w:szCs w:val="28"/>
+        </w:rPr>
+        <w:t>對</w:t>
+      </w:r>
+      <w:r>
+        <w:rPr>
+          <w:rFonts w:hint="eastAsia"/>
+          <w:color w:val="0F0F0F"/>
+          <w:szCs w:val="28"/>
+          <w:u w:val="single"/>
+        </w:rPr>
+        <w:t>秦觀</w:t>
+      </w:r>
+      <w:r>
+        <w:rPr>
+          <w:rFonts w:hint="eastAsia"/>
+          <w:color w:val="0F0F0F"/>
+          <w:szCs w:val="28"/>
+        </w:rPr>
+        <w:t>情深義重，苦苦請求待在他身邊。</w:t>
+      </w:r>
+      <w:r>
+        <w:rPr>
+          <w:rFonts w:hint="eastAsia"/>
+          <w:color w:val="0F0F0F"/>
+          <w:szCs w:val="28"/>
+          <w:u w:val="single"/>
+        </w:rPr>
+        <w:t>秦觀</w:t>
+      </w:r>
+      <w:r>
+        <w:rPr>
+          <w:rFonts w:hint="eastAsia"/>
+          <w:color w:val="0F0F0F"/>
+          <w:szCs w:val="28"/>
+        </w:rPr>
+        <w:t>雖然一時心軟改變了主意，但是不久之後還是以</w:t>
       </w:r>
       <w:r>
         <w:rPr>
@@ -540,15 +698,15 @@
           <w:color w:val="0F0F0F"/>
           <w:szCs w:val="28"/>
         </w:rPr>
-        <w:t>順遂</w:t>
-      </w:r>
-      <w:r>
-        <w:rPr>
-          <w:rFonts w:hint="eastAsia"/>
-          <w:color w:val="0F0F0F"/>
-          <w:szCs w:val="28"/>
-        </w:rPr>
-        <w:t>，在七夕時納</w:t>
+        <w:t>修道</w:t>
+      </w:r>
+      <w:r>
+        <w:rPr>
+          <w:rFonts w:hint="eastAsia"/>
+          <w:color w:val="0F0F0F"/>
+          <w:szCs w:val="28"/>
+        </w:rPr>
+        <w:t>為由，狠心把</w:t>
       </w:r>
       <w:r>
         <w:rPr>
@@ -557,15 +715,15 @@
           <w:szCs w:val="28"/>
           <w:u w:val="single"/>
         </w:rPr>
-        <w:t>邊朝華</w:t>
-      </w:r>
-      <w:r>
-        <w:rPr>
-          <w:rFonts w:hint="eastAsia"/>
-          <w:color w:val="0F0F0F"/>
-          <w:szCs w:val="28"/>
-        </w:rPr>
-        <w:t>為妾。他專門寫了一首詩，稱讚她「織女明星來枕上」。把眼前人比作下凡的織女，可見</w:t>
+        <w:t>朝華</w:t>
+      </w:r>
+      <w:r>
+        <w:rPr>
+          <w:rFonts w:hint="eastAsia"/>
+          <w:color w:val="0F0F0F"/>
+          <w:szCs w:val="28"/>
+        </w:rPr>
+        <w:t>遣送回家。孤獨的</w:t>
       </w:r>
       <w:r>
         <w:rPr>
@@ -582,245 +740,14 @@
           <w:color w:val="0F0F0F"/>
           <w:szCs w:val="28"/>
         </w:rPr>
-        <w:t>對</w:t>
-      </w:r>
-      <w:r>
-        <w:rPr>
-          <w:rFonts w:hint="eastAsia"/>
-          <w:color w:val="0F0F0F"/>
-          <w:szCs w:val="28"/>
-          <w:u w:val="single"/>
-        </w:rPr>
-        <w:t>邊朝華</w:t>
-      </w:r>
-      <w:r>
-        <w:rPr>
-          <w:rFonts w:hint="eastAsia"/>
-          <w:color w:val="0F0F0F"/>
-          <w:szCs w:val="28"/>
-        </w:rPr>
-        <w:t>是非常</w:t>
-      </w:r>
-      <w:r>
-        <w:rPr>
-          <w:rFonts w:hint="eastAsia"/>
-          <w:b/>
-          <w:bCs/>
-          <w:color w:val="0F0F0F"/>
-          <w:szCs w:val="28"/>
-        </w:rPr>
-        <w:t>鍾愛</w:t>
-      </w:r>
-      <w:r>
-        <w:rPr>
-          <w:rFonts w:hint="eastAsia"/>
-          <w:color w:val="0F0F0F"/>
-          <w:szCs w:val="28"/>
-        </w:rPr>
-        <w:t>了。</w:t>
+        <w:t>，為此先後寫下兩首《遣朝華》，表達對她的思念。</w:t>
       </w:r>
     </w:p>
     <w:p>
       <w:pPr>
         <w:spacing w:after="0" w:line="480" w:lineRule="exact"/>
         <w:ind w:left="-17" w:right="0" w:firstLine="0"/>
-        <w:rPr>
-          <w:color w:val="0F0F0F"/>
-          <w:szCs w:val="28"/>
-        </w:rPr>
-      </w:pPr>
-      <w:r>
-        <w:rPr>
-          <w:rFonts w:hint="eastAsia"/>
-          <w:color w:val="0F0F0F"/>
-          <w:szCs w:val="28"/>
-        </w:rPr>
-        <w:t xml:space="preserve">    </w:t>
-      </w:r>
-      <w:r>
-        <w:rPr>
-          <w:rFonts w:hint="eastAsia"/>
-          <w:color w:val="0F0F0F"/>
-          <w:szCs w:val="28"/>
-        </w:rPr>
-        <w:t>但是好景不常，</w:t>
-      </w:r>
-      <w:r>
-        <w:rPr>
-          <w:rFonts w:hint="eastAsia"/>
-          <w:color w:val="0F0F0F"/>
-          <w:szCs w:val="28"/>
-          <w:u w:val="single"/>
-        </w:rPr>
-        <w:t>秦觀</w:t>
-      </w:r>
-      <w:r>
-        <w:rPr>
-          <w:rFonts w:hint="eastAsia"/>
-          <w:color w:val="0F0F0F"/>
-          <w:szCs w:val="28"/>
-        </w:rPr>
-        <w:t>和</w:t>
-      </w:r>
-      <w:r>
-        <w:rPr>
-          <w:rFonts w:hint="eastAsia"/>
-          <w:color w:val="0F0F0F"/>
-          <w:szCs w:val="28"/>
-          <w:u w:val="single"/>
-        </w:rPr>
-        <w:t>蘇軾</w:t>
-      </w:r>
-      <w:r>
-        <w:rPr>
-          <w:rFonts w:hint="eastAsia"/>
-          <w:color w:val="0F0F0F"/>
-          <w:szCs w:val="28"/>
-        </w:rPr>
-        <w:t>一樣很快陷入朝廷的新舊黨爭，多次遭到貶謫，大部分時間流落在外地。</w:t>
-      </w:r>
-      <w:r>
-        <w:rPr>
-          <w:rFonts w:hint="eastAsia"/>
-          <w:color w:val="0F0F0F"/>
-          <w:szCs w:val="28"/>
-          <w:u w:val="single"/>
-        </w:rPr>
-        <w:t>秦觀</w:t>
-      </w:r>
-      <w:r>
-        <w:rPr>
-          <w:rFonts w:hint="eastAsia"/>
-          <w:color w:val="0F0F0F"/>
-          <w:szCs w:val="28"/>
-        </w:rPr>
-        <w:t>不希望連累年輕的</w:t>
-      </w:r>
-      <w:r>
-        <w:rPr>
-          <w:rFonts w:hint="eastAsia"/>
-          <w:color w:val="0F0F0F"/>
-          <w:szCs w:val="28"/>
-          <w:u w:val="single"/>
-        </w:rPr>
-        <w:t>朝華</w:t>
-      </w:r>
-      <w:r>
-        <w:rPr>
-          <w:rFonts w:hint="eastAsia"/>
-          <w:color w:val="0F0F0F"/>
-          <w:szCs w:val="28"/>
-        </w:rPr>
-        <w:t>受苦，無奈之下，只好把她趕回娘家。溫柔的</w:t>
-      </w:r>
-      <w:r>
-        <w:rPr>
-          <w:rFonts w:hint="eastAsia"/>
-          <w:color w:val="0F0F0F"/>
-          <w:szCs w:val="28"/>
-          <w:u w:val="single"/>
-        </w:rPr>
-        <w:t>朝華</w:t>
-      </w:r>
-      <w:r>
-        <w:rPr>
-          <w:rFonts w:hint="eastAsia"/>
-          <w:color w:val="0F0F0F"/>
-          <w:szCs w:val="28"/>
-        </w:rPr>
-        <w:t>對</w:t>
-      </w:r>
-      <w:r>
-        <w:rPr>
-          <w:rFonts w:hint="eastAsia"/>
-          <w:color w:val="0F0F0F"/>
-          <w:szCs w:val="28"/>
-          <w:u w:val="single"/>
-        </w:rPr>
-        <w:t>秦觀</w:t>
-      </w:r>
-      <w:r>
-        <w:rPr>
-          <w:rFonts w:hint="eastAsia"/>
-          <w:color w:val="0F0F0F"/>
-          <w:szCs w:val="28"/>
-        </w:rPr>
-        <w:t>情深義重，苦苦請求待在他身邊。</w:t>
-      </w:r>
-      <w:r>
-        <w:rPr>
-          <w:rFonts w:hint="eastAsia"/>
-          <w:color w:val="0F0F0F"/>
-          <w:szCs w:val="28"/>
-          <w:u w:val="single"/>
-        </w:rPr>
-        <w:t>秦觀</w:t>
-      </w:r>
-      <w:r>
-        <w:rPr>
-          <w:rFonts w:hint="eastAsia"/>
-          <w:color w:val="0F0F0F"/>
-          <w:szCs w:val="28"/>
-        </w:rPr>
-        <w:t>雖然一時心軟改變了主意，但是不久之後還是以</w:t>
-      </w:r>
-      <w:r>
-        <w:rPr>
-          <w:rFonts w:hint="eastAsia"/>
-          <w:b/>
-          <w:bCs/>
-          <w:color w:val="0F0F0F"/>
-          <w:szCs w:val="28"/>
-        </w:rPr>
-        <w:t>修道</w:t>
-      </w:r>
-      <w:r>
-        <w:rPr>
-          <w:rFonts w:hint="eastAsia"/>
-          <w:color w:val="0F0F0F"/>
-          <w:szCs w:val="28"/>
-        </w:rPr>
-        <w:t>為由，狠心把</w:t>
-      </w:r>
-      <w:r>
-        <w:rPr>
-          <w:rFonts w:hint="eastAsia"/>
-          <w:color w:val="0F0F0F"/>
-          <w:szCs w:val="28"/>
-          <w:u w:val="single"/>
-        </w:rPr>
-        <w:t>朝華</w:t>
-      </w:r>
-      <w:r>
-        <w:rPr>
-          <w:rFonts w:hint="eastAsia"/>
-          <w:color w:val="0F0F0F"/>
-          <w:szCs w:val="28"/>
-        </w:rPr>
-        <w:t>遣送回家。孤獨的</w:t>
-      </w:r>
-      <w:r>
-        <w:rPr>
-          <w:rFonts w:hint="eastAsia"/>
-          <w:color w:val="0F0F0F"/>
-          <w:szCs w:val="28"/>
-          <w:u w:val="single"/>
-        </w:rPr>
-        <w:t>秦觀</w:t>
-      </w:r>
-      <w:r>
-        <w:rPr>
-          <w:rFonts w:hint="eastAsia"/>
-          <w:color w:val="0F0F0F"/>
-          <w:szCs w:val="28"/>
-        </w:rPr>
-        <w:t>，為此先後寫下兩首《遣朝華》，表達對她的思念。</w:t>
-      </w:r>
-    </w:p>
-    <w:p>
-      <w:pPr>
-        <w:spacing w:after="0" w:line="480" w:lineRule="exact"/>
-        <w:ind w:left="-17" w:right="0" w:firstLine="0"/>
+        <w:jc w:val="both"/>
         <w:rPr>
           <w:color w:val="0F0F0F"/>
           <w:szCs w:val="28"/>
@@ -920,7 +847,7 @@
           <w:bdr w:val="single" w:sz="4" w:space="0" w:color="auto"/>
         </w:rPr>
         <w:sectPr>
-          <w:footerReference w:type="default" r:id="rId10"/>
+          <w:footerReference w:type="default" r:id="rId8"/>
           <w:pgSz w:w="11906" w:h="16838"/>
           <w:pgMar w:top="567" w:right="567" w:bottom="567" w:left="567" w:header="0" w:footer="0" w:gutter="0"/>
           <w:cols w:space="720"/>
@@ -951,6 +878,7 @@
       <w:pPr>
         <w:spacing w:after="0" w:line="440" w:lineRule="exact"/>
         <w:ind w:left="-6" w:right="0" w:hanging="11"/>
+        <w:jc w:val="both"/>
         <w:rPr>
           <w:bCs/>
           <w:szCs w:val="28"/>
@@ -962,15 +890,41 @@
           <w:bCs/>
           <w:szCs w:val="28"/>
         </w:rPr>
-        <w:t xml:space="preserve">    </w:t>
+        <w:t xml:space="preserve">　　</w:t>
       </w:r>
       <w:r>
         <w:rPr>
           <w:rFonts w:hint="eastAsia"/>
           <w:bCs/>
           <w:szCs w:val="28"/>
-        </w:rPr>
-        <w:t>「纖雲弄巧，飛星傳恨。」開篇即是對仗工整、辭藻精美的佳句。雲是纖細輕盈的，星是飛馳</w:t>
+          <w:u w:val="single"/>
+        </w:rPr>
+        <w:t>秦觀</w:t>
+      </w:r>
+      <w:r>
+        <w:rPr>
+          <w:rFonts w:hint="eastAsia"/>
+          <w:bCs/>
+          <w:szCs w:val="28"/>
+        </w:rPr>
+        <w:t>的《鵲橋仙·纖雲弄巧》是</w:t>
+      </w:r>
+      <w:r>
+        <w:rPr>
+          <w:rFonts w:hint="eastAsia"/>
+          <w:bCs/>
+          <w:szCs w:val="28"/>
+          <w:u w:val="single"/>
+        </w:rPr>
+        <w:t>宋代</w:t>
+      </w:r>
+      <w:r>
+        <w:rPr>
+          <w:rFonts w:hint="eastAsia"/>
+          <w:bCs/>
+          <w:szCs w:val="28"/>
+        </w:rPr>
+        <w:t>詞中詠七夕的千古名作，它打破了傳統牛郎織女悲悲切切的哀怨基調，將離別的悲傷</w:t>
       </w:r>
       <w:r>
         <w:rPr>
@@ -978,7 +932,7 @@
           <w:b/>
           <w:szCs w:val="28"/>
         </w:rPr>
-        <w:t>靈動</w:t>
+        <w:t>昇華</w:t>
       </w:r>
       <w:r>
         <w:rPr>
@@ -986,13 +940,14 @@
           <w:bCs/>
           <w:szCs w:val="28"/>
         </w:rPr>
-        <w:t>的；他們又是有生命的，雲彩變化出巧妙的圖案，星星傳遞著遺憾的情緒。詞人無一字寫七夕或其主角，但是描寫的雲和星，卻和整個故事密切相關。傳說中織女會編織雲彩，牛郎、織女在人間是星星的型態，而他們無法相守的故事，又充滿了遺憾。</w:t>
+        <w:t>為對忠貞愛情至高無上的讚美。</w:t>
       </w:r>
     </w:p>
     <w:p>
       <w:pPr>
         <w:spacing w:after="0" w:line="440" w:lineRule="exact"/>
         <w:ind w:left="-6" w:right="0" w:hanging="11"/>
+        <w:jc w:val="both"/>
         <w:rPr>
           <w:bCs/>
           <w:szCs w:val="28"/>
@@ -1004,7 +959,7 @@
           <w:bCs/>
           <w:szCs w:val="28"/>
         </w:rPr>
-        <w:t xml:space="preserve">    </w:t>
+        <w:t xml:space="preserve">　　</w:t>
       </w:r>
       <w:r>
         <w:rPr>
@@ -1012,7 +967,7 @@
           <w:bCs/>
           <w:szCs w:val="28"/>
         </w:rPr>
-        <w:t>在這幅</w:t>
+        <w:t>全詞在景物描寫上極具美感與象徵意義。起句「纖雲弄巧，飛星傳恨，銀漢迢迢暗度」，</w:t>
       </w:r>
       <w:r>
         <w:rPr>
@@ -1020,7 +975,7 @@
           <w:b/>
           <w:szCs w:val="28"/>
         </w:rPr>
-        <w:t>輕靈</w:t>
+        <w:t>寥寥</w:t>
       </w:r>
       <w:r>
         <w:rPr>
@@ -1028,13 +983,45 @@
           <w:bCs/>
           <w:szCs w:val="28"/>
         </w:rPr>
-        <w:t>朦朧的夜空圖中，詞人的目光轉向了銀河兩岸的牽牛、織女星。「銀漢迢迢暗度。」迢迢，形容銀河的浩瀚遙遠。這兩個星悄悄地越過銀河，終於相聚到一起。</w:t>
+        <w:t>數筆便</w:t>
+      </w:r>
+      <w:r>
+        <w:rPr>
+          <w:rFonts w:hint="eastAsia"/>
+          <w:b/>
+          <w:szCs w:val="28"/>
+        </w:rPr>
+        <w:t>勾勒</w:t>
+      </w:r>
+      <w:r>
+        <w:rPr>
+          <w:rFonts w:hint="eastAsia"/>
+          <w:bCs/>
+          <w:szCs w:val="28"/>
+        </w:rPr>
+        <w:t>出七夕夜空的清冷與神祕。輕柔的雲彩彷彿在織女手中靈巧變幻</w:t>
+      </w:r>
+      <w:r>
+        <w:rPr>
+          <w:bCs/>
+          <w:szCs w:val="28"/>
+        </w:rPr>
+        <w:br/>
+      </w:r>
+      <w:r>
+        <w:rPr>
+          <w:rFonts w:hint="eastAsia"/>
+          <w:bCs/>
+          <w:szCs w:val="28"/>
+        </w:rPr>
+        <w:t>，而急駛的流星則像是在傳遞雙星久別的哀怨。這條遙遠而冰冷的銀河，阻隔了彼此的相聚，卻也襯托出相會的珍貴。</w:t>
       </w:r>
     </w:p>
     <w:p>
       <w:pPr>
         <w:spacing w:after="0" w:line="440" w:lineRule="exact"/>
         <w:ind w:left="-6" w:right="0" w:hanging="11"/>
+        <w:jc w:val="both"/>
         <w:rPr>
           <w:bCs/>
           <w:szCs w:val="28"/>
@@ -1046,32 +1033,54 @@
           <w:bCs/>
           <w:szCs w:val="28"/>
         </w:rPr>
-        <w:t>這一句化用《古詩十九首》的句意：「</w:t>
-      </w:r>
-      <w:hyperlink r:id="rId11" w:history="1">
-        <w:r>
-          <w:rPr>
-            <w:rStyle w:val="a7"/>
-            <w:rFonts w:hint="eastAsia"/>
-            <w:bCs/>
-            <w:szCs w:val="28"/>
-          </w:rPr>
-          <w:t>河漢清且淺，相去復幾許？盈盈一水間，脈脈不得語。</w:t>
-        </w:r>
-      </w:hyperlink>
+        <w:t xml:space="preserve">　　</w:t>
+      </w:r>
       <w:r>
         <w:rPr>
           <w:rFonts w:hint="eastAsia"/>
           <w:bCs/>
           <w:szCs w:val="28"/>
         </w:rPr>
-        <w:t>」但是詞人看到的是迢迢銀河，這不僅表現出兩人重逢的困難，也比喻其情感之深，在藝術性上比清淺的河漢更進了一步。</w:t>
+        <w:t>全詞的高潮與靈魂在於「金風玉露一相逢，便勝卻人間無數」。在秋風白露的</w:t>
+      </w:r>
+      <w:r>
+        <w:rPr>
+          <w:rFonts w:hint="eastAsia"/>
+          <w:b/>
+          <w:szCs w:val="28"/>
+        </w:rPr>
+        <w:t>蕭瑟</w:t>
+      </w:r>
+      <w:r>
+        <w:rPr>
+          <w:rFonts w:hint="eastAsia"/>
+          <w:bCs/>
+          <w:szCs w:val="28"/>
+        </w:rPr>
+        <w:t>景致中，牛郎織女一年一度的相逢雖然短暫，卻迸發出無與倫比的情感熱度。詞人筆鋒一轉，認為這種超越時空限制、心靈相通的愛戀，遠勝過人間那些朝夕相處卻未必</w:t>
+      </w:r>
+      <w:r>
+        <w:rPr>
+          <w:rFonts w:hint="eastAsia"/>
+          <w:b/>
+          <w:szCs w:val="28"/>
+        </w:rPr>
+        <w:t>真心相契</w:t>
+      </w:r>
+      <w:r>
+        <w:rPr>
+          <w:rFonts w:hint="eastAsia"/>
+          <w:bCs/>
+          <w:szCs w:val="28"/>
+        </w:rPr>
+        <w:t>的俗世夫妻。這種價值觀的顛覆，賦予了愛情全新的深度。</w:t>
       </w:r>
     </w:p>
     <w:p>
       <w:pPr>
         <w:spacing w:after="0" w:line="440" w:lineRule="exact"/>
         <w:ind w:left="-6" w:right="0" w:hanging="11"/>
+        <w:jc w:val="both"/>
         <w:rPr>
           <w:bCs/>
           <w:szCs w:val="28"/>
@@ -1083,7 +1092,7 @@
           <w:bCs/>
           <w:szCs w:val="28"/>
         </w:rPr>
-        <w:t xml:space="preserve">    </w:t>
+        <w:t xml:space="preserve">　　</w:t>
       </w:r>
       <w:r>
         <w:rPr>
@@ -1091,13 +1100,30 @@
           <w:bCs/>
           <w:szCs w:val="28"/>
         </w:rPr>
-        <w:t>「金風玉露一相逢，便勝卻人間無數。」上片結句由景入理，是議論的部分。鵲橋相會，是神話故事中最動人的片段。詞人也用最充沛的情感、最美麗的語言，讚頌這對夫婦難得的重逢。這美好的時刻，超越世間所有的相會。金風玉露，即秋風和白露，是七夕特有的風光，同時「金玉」的形容也讓這次相會出現在一個高貴純潔的背景下，更襯托出牛郎織女忠貞而聖潔的感情。</w:t>
+        <w:t>下片「柔情似水，佳期如夢，忍顧鵲橋歸路」，將重逢的溫柔與即將別離的依依不</w:t>
+      </w:r>
+      <w:r>
+        <w:rPr>
+          <w:rFonts w:hint="eastAsia"/>
+          <w:bCs/>
+          <w:szCs w:val="28"/>
+        </w:rPr>
+        <w:t>捨</w:t>
+      </w:r>
+      <w:r>
+        <w:rPr>
+          <w:rFonts w:hint="eastAsia"/>
+          <w:bCs/>
+          <w:szCs w:val="28"/>
+        </w:rPr>
+        <w:t>推向頂點。相聚的時光如夢般短暫易逝，面對殘酷的現實，兩人連回頭看一眼歸路的勇氣都沒有，盡顯離別前的痛苦與掙扎。</w:t>
       </w:r>
     </w:p>
     <w:p>
       <w:pPr>
         <w:spacing w:after="0" w:line="440" w:lineRule="exact"/>
         <w:ind w:left="-6" w:right="0" w:hanging="11"/>
+        <w:jc w:val="both"/>
         <w:rPr>
           <w:bCs/>
           <w:szCs w:val="28"/>
@@ -1109,7 +1135,7 @@
           <w:bCs/>
           <w:szCs w:val="28"/>
         </w:rPr>
-        <w:t xml:space="preserve">    </w:t>
+        <w:t xml:space="preserve">　　</w:t>
       </w:r>
       <w:r>
         <w:rPr>
@@ -1117,7 +1143,7 @@
           <w:bCs/>
           <w:szCs w:val="28"/>
         </w:rPr>
-        <w:t>詞人繼續講述牛郎織女相會的過程。「柔情似水，佳期如夢。」兩人的情意像水一樣</w:t>
+        <w:t>然而，詞人最後以理性的溫暖作結：「兩情若是久長時，又豈在朝朝暮暮。」這兩句千古名句將全詞境界徹底昇華。真正的愛情不在於形影不離的物質陪伴，而在於靈魂深處的永恆契合。短暫的分離雖苦，但只要雙方心意相通、情意綿長，便能</w:t>
       </w:r>
       <w:r>
         <w:rPr>
@@ -1125,7 +1151,7 @@
           <w:b/>
           <w:szCs w:val="28"/>
         </w:rPr>
-        <w:t>溫潤</w:t>
+        <w:t>跨越時間與空間的洪流</w:t>
       </w:r>
       <w:r>
         <w:rPr>
@@ -1133,279 +1159,27 @@
           <w:bCs/>
           <w:szCs w:val="28"/>
         </w:rPr>
-        <w:t>無聲，卻又</w:t>
-      </w:r>
-      <w:r>
-        <w:rPr>
-          <w:rFonts w:hint="eastAsia"/>
-          <w:b/>
-          <w:szCs w:val="28"/>
-        </w:rPr>
-        <w:t>深沉纏綿</w:t>
-      </w:r>
-      <w:r>
-        <w:rPr>
-          <w:rFonts w:hint="eastAsia"/>
-          <w:bCs/>
-          <w:szCs w:val="28"/>
-        </w:rPr>
-        <w:t>。這個「水」也呼應上片的「銀漢」，是即景</w:t>
-      </w:r>
-      <w:r>
-        <w:rPr>
-          <w:rFonts w:hint="eastAsia"/>
-          <w:b/>
-          <w:szCs w:val="28"/>
-        </w:rPr>
-        <w:t>設喻</w:t>
-      </w:r>
-      <w:r>
-        <w:rPr>
-          <w:rFonts w:hint="eastAsia"/>
-          <w:bCs/>
-          <w:szCs w:val="28"/>
-        </w:rPr>
-        <w:t>，非常貼切自然。然而相聚的時光只有這一晚，他們剛見面就很快要分離了。美好的七夕佳節，像夢一樣轉瞬即逝。</w:t>
+        <w:t>，達到永恆的圓滿。</w:t>
       </w:r>
     </w:p>
     <w:p>
       <w:pPr>
-        <w:spacing w:after="0" w:line="440" w:lineRule="exact"/>
+        <w:spacing w:beforeLines="50" w:before="120" w:after="0" w:line="440" w:lineRule="exact"/>
         <w:ind w:left="-6" w:right="0" w:hanging="11"/>
         <w:rPr>
           <w:bCs/>
-          <w:szCs w:val="28"/>
-        </w:rPr>
-      </w:pPr>
-      <w:r>
-        <w:rPr>
-          <w:rFonts w:hint="eastAsia"/>
-          <w:bCs/>
-          <w:szCs w:val="28"/>
-        </w:rPr>
-        <w:t xml:space="preserve">    </w:t>
-      </w:r>
-      <w:r>
-        <w:rPr>
-          <w:rFonts w:hint="eastAsia"/>
-          <w:bCs/>
-          <w:szCs w:val="28"/>
-        </w:rPr>
-        <w:t>轉眼到了依依惜別的時候，卻是「忍顧鵲橋歸路」。詩詞中表現離別，有</w:t>
-      </w:r>
-      <w:r>
-        <w:rPr>
-          <w:rFonts w:hint="eastAsia"/>
-          <w:bCs/>
-          <w:szCs w:val="28"/>
-        </w:rPr>
-        <w:t>王維</w:t>
-      </w:r>
-      <w:r>
-        <w:rPr>
-          <w:rFonts w:hint="eastAsia"/>
-          <w:bCs/>
-          <w:szCs w:val="28"/>
-        </w:rPr>
-        <w:t>式的「勸君更盡一杯酒」，有</w:t>
-      </w:r>
-      <w:r>
-        <w:rPr>
-          <w:rFonts w:hint="eastAsia"/>
-          <w:bCs/>
-          <w:szCs w:val="28"/>
-          <w:u w:val="single"/>
-        </w:rPr>
-        <w:t>柳永</w:t>
-      </w:r>
-      <w:r>
-        <w:rPr>
-          <w:rFonts w:hint="eastAsia"/>
-          <w:bCs/>
-          <w:szCs w:val="28"/>
-        </w:rPr>
-        <w:t>式的「執手相看淚眼」，大多通過人物的動作或語言來表現離愁。但是《鵲橋仙》卻只寫了一個不是動作的動作，也就是不忍心看那回去的路。</w:t>
-      </w:r>
-    </w:p>
-    <w:p>
-      <w:pPr>
-        <w:spacing w:after="0" w:line="440" w:lineRule="exact"/>
-        <w:ind w:left="-6" w:right="0" w:hanging="11"/>
-        <w:rPr>
-          <w:bCs/>
-          <w:szCs w:val="28"/>
-        </w:rPr>
-      </w:pPr>
-      <w:r>
-        <w:rPr>
-          <w:rFonts w:hint="eastAsia"/>
-          <w:bCs/>
-          <w:szCs w:val="28"/>
-        </w:rPr>
-        <w:t xml:space="preserve">    </w:t>
-      </w:r>
-      <w:r>
-        <w:rPr>
-          <w:rFonts w:hint="eastAsia"/>
-          <w:bCs/>
-          <w:szCs w:val="28"/>
-        </w:rPr>
-        <w:t>這種婉轉的表現手法，沒有話語、眼淚、酒水，卻蘊含了千言萬語、任何惜別的動作，具有「此時無聲勝有聲」的藝術感染力。至此，整首詞的悲劇氛圍達到了頂峰。</w:t>
-      </w:r>
-    </w:p>
-    <w:p>
-      <w:pPr>
-        <w:spacing w:after="0" w:line="440" w:lineRule="exact"/>
-        <w:ind w:left="-6" w:right="0" w:hanging="11"/>
-        <w:rPr>
-          <w:bCs/>
-          <w:szCs w:val="28"/>
-        </w:rPr>
-      </w:pPr>
-      <w:r>
-        <w:rPr>
-          <w:rFonts w:hint="eastAsia"/>
-          <w:bCs/>
-          <w:szCs w:val="28"/>
-        </w:rPr>
-        <w:t xml:space="preserve">    </w:t>
-      </w:r>
-      <w:r>
-        <w:rPr>
-          <w:rFonts w:hint="eastAsia"/>
-          <w:bCs/>
-          <w:szCs w:val="28"/>
-        </w:rPr>
-        <w:t>在結尾，詞人再次由情入理，展開新的議論。「兩情若是久長時，又豈在朝朝暮暮。」只要牛郎織女的感情天長地久，哪怕是長年天各一方，難道不是比那些朝夕相對卻感情淡漠的伴侶，更加可貴嗎？這句有力的反問，是畫龍點睛之筆，將詞中的情感從</w:t>
-      </w:r>
-      <w:r>
-        <w:rPr>
-          <w:rFonts w:hint="eastAsia"/>
-          <w:b/>
-          <w:szCs w:val="28"/>
-        </w:rPr>
-        <w:t>纖柔</w:t>
-      </w:r>
-      <w:r>
-        <w:rPr>
-          <w:rFonts w:hint="eastAsia"/>
-          <w:bCs/>
-          <w:szCs w:val="28"/>
-        </w:rPr>
-        <w:t>哀婉變成了慷慨悲壯，更提升了整首詞的精神境界。它也因此深受後人喜愛，成為歌頌愛情的千古絕唱。</w:t>
-      </w:r>
-    </w:p>
-    <w:p>
-      <w:pPr>
-        <w:spacing w:after="0" w:line="440" w:lineRule="exact"/>
-        <w:ind w:left="-6" w:right="0" w:hanging="11"/>
-        <w:rPr>
-          <w:bCs/>
-          <w:szCs w:val="28"/>
-        </w:rPr>
-      </w:pPr>
-      <w:r>
-        <w:rPr>
-          <w:rFonts w:hint="eastAsia"/>
-          <w:bCs/>
-          <w:szCs w:val="28"/>
-        </w:rPr>
-        <w:t xml:space="preserve">    </w:t>
-      </w:r>
-      <w:r>
-        <w:rPr>
-          <w:rFonts w:hint="eastAsia"/>
-          <w:bCs/>
-          <w:szCs w:val="28"/>
-        </w:rPr>
-        <w:t>這首詞的上下兩片，皆是先抒情後議論的寫作形式，優美的景、真摯的情、深刻的理完美交融，自然流暢而又餘味無窮。一般來說，以七夕為主題的文學作品，大多關注於牛郎織女相逢之短暫，離別之漫長，抒發不得團聚的遺恨。但是《鵲橋仙》立意高妙，能夠在悲劇尋找到提振人心的力量，因而具有化腐朽為神奇的效果。</w:t>
-      </w:r>
-      <w:r>
-        <w:rPr>
-          <w:rFonts w:hint="eastAsia"/>
-          <w:bCs/>
-          <w:szCs w:val="28"/>
-        </w:rPr>
-        <w:t>！</w:t>
-      </w:r>
-    </w:p>
-    <w:p>
-      <w:pPr>
-        <w:spacing w:after="0" w:line="440" w:lineRule="exact"/>
-        <w:ind w:left="-6" w:right="0" w:hanging="11"/>
-        <w:rPr>
-          <w:bCs/>
-          <w:spacing w:val="-6"/>
-          <w:szCs w:val="28"/>
-        </w:rPr>
-      </w:pPr>
-      <w:r>
-        <w:rPr>
-          <w:rFonts w:hint="eastAsia"/>
-          <w:bCs/>
-          <w:spacing w:val="-6"/>
-          <w:szCs w:val="28"/>
-        </w:rPr>
-        <w:t>(資料來源：</w:t>
-      </w:r>
-      <w:hyperlink r:id="rId12" w:history="1">
-        <w:r>
-          <w:rPr>
-            <w:rStyle w:val="a7"/>
-            <w:bCs/>
-            <w:spacing w:val="-6"/>
-            <w:szCs w:val="28"/>
-          </w:rPr>
-          <w:t>https://bit.ly/3Nf1S5A</w:t>
-        </w:r>
-      </w:hyperlink>
-      <w:r>
-        <w:rPr>
-          <w:rFonts w:hint="eastAsia"/>
-          <w:bCs/>
-          <w:spacing w:val="-6"/>
-          <w:szCs w:val="28"/>
-        </w:rPr>
-        <w:t>)</w:t>
-      </w:r>
-    </w:p>
-    <w:p>
-      <w:pPr>
-        <w:spacing w:beforeLines="50" w:before="120" w:after="0" w:line="420" w:lineRule="exact"/>
-        <w:ind w:left="-6" w:right="0" w:hanging="11"/>
-        <w:rPr>
+          <w:sz w:val="32"/>
+          <w:szCs w:val="32"/>
+        </w:rPr>
+      </w:pPr>
+      <w:r>
+        <w:rPr>
+          <w:rFonts w:hint="eastAsia"/>
           <w:bCs/>
           <w:sz w:val="32"/>
           <w:szCs w:val="32"/>
           <w:bdr w:val="single" w:sz="4" w:space="0" w:color="auto"/>
         </w:rPr>
-        <w:sectPr>
-          <w:pgSz w:w="11906" w:h="16838"/>
-          <w:pgMar w:top="567" w:right="567" w:bottom="567" w:left="567" w:header="0" w:footer="0" w:gutter="0"/>
-          <w:cols w:space="720"/>
-          <w:docGrid w:linePitch="381"/>
-        </w:sectPr>
-      </w:pPr>
-    </w:p>
-    <w:p>
-      <w:pPr>
-        <w:spacing w:after="0" w:line="420" w:lineRule="exact"/>
-        <w:ind w:left="-6" w:right="0" w:hanging="11"/>
-        <w:rPr>
-          <w:bCs/>
-          <w:sz w:val="32"/>
-          <w:szCs w:val="32"/>
-        </w:rPr>
-      </w:pPr>
-      <w:r>
-        <w:rPr>
-          <w:rFonts w:hint="eastAsia"/>
-          <w:bCs/>
-          <w:sz w:val="32"/>
-          <w:szCs w:val="32"/>
-          <w:bdr w:val="single" w:sz="4" w:space="0" w:color="auto"/>
-        </w:rPr>
-        <w:lastRenderedPageBreak/>
         <w:t>補充</w:t>
       </w:r>
     </w:p>
@@ -1417,33 +1191,71 @@
           <w:numId w:val="1"/>
         </w:numPr>
         <w:spacing w:after="0" w:line="440" w:lineRule="exact"/>
-        <w:ind w:leftChars="0" w:right="0"/>
-        <w:rPr>
-          <w:szCs w:val="28"/>
-        </w:rPr>
-      </w:pPr>
-      <w:r>
-        <w:rPr>
-          <w:rFonts w:hint="eastAsia"/>
-          <w:szCs w:val="28"/>
-        </w:rPr>
-        <w:t>不渝(</w:t>
-      </w:r>
-      <w:r>
-        <w:rPr>
-          <w:rFonts w:hint="eastAsia"/>
-          <w:color w:val="FF0000"/>
+        <w:ind w:leftChars="0" w:left="284" w:right="0" w:hanging="284"/>
+        <w:jc w:val="both"/>
+        <w:rPr>
+          <w:szCs w:val="28"/>
+        </w:rPr>
+      </w:pPr>
+      <w:r>
+        <w:rPr>
+          <w:szCs w:val="28"/>
+        </w:rPr>
+        <w:t>修道</w:t>
+      </w:r>
+      <w:r>
+        <w:rPr>
+          <w:rFonts w:hint="eastAsia"/>
+          <w:szCs w:val="28"/>
+        </w:rPr>
+        <w:t>：</w:t>
+      </w:r>
+      <w:r>
+        <w:rPr>
+          <w:szCs w:val="28"/>
+        </w:rPr>
+        <w:t>修習並遵循正道、真理或道德規範，指精神、心靈或宗教上的自我提升與實踐</w:t>
+      </w:r>
+      <w:r>
+        <w:rPr>
+          <w:szCs w:val="28"/>
+        </w:rPr>
+        <w:br/>
+      </w:r>
+      <w:r>
+        <w:rPr>
+          <w:szCs w:val="28"/>
+        </w:rPr>
+        <w:t>。象徵著追求精神境界的圓滿與人格的淬</w:t>
+      </w:r>
+      <w:r>
+        <w:rPr>
+          <w:rFonts w:hint="eastAsia"/>
+          <w:szCs w:val="28"/>
+        </w:rPr>
+        <w:t>（</w:t>
+      </w:r>
+      <w:r>
+        <w:rPr>
+          <w:rFonts w:hint="eastAsia"/>
+          <w:color w:val="EE0000"/>
           <w:sz w:val="16"/>
           <w:szCs w:val="16"/>
         </w:rPr>
-        <w:t>ㄩˊ</w:t>
-      </w:r>
-      <w:r>
-        <w:rPr>
-          <w:rFonts w:hint="eastAsia"/>
-          <w:szCs w:val="28"/>
-        </w:rPr>
-        <w:t>)：不變。【例】至死不渝、終身不渝</w:t>
+        <w:t>ㄘㄨㄟˋ</w:t>
+      </w:r>
+      <w:r>
+        <w:rPr>
+          <w:rFonts w:hint="eastAsia"/>
+          <w:szCs w:val="28"/>
+        </w:rPr>
+        <w:t>）</w:t>
+      </w:r>
+      <w:r>
+        <w:rPr>
+          <w:szCs w:val="28"/>
+        </w:rPr>
+        <w:t>鍊，強調內在心靈的覺悟與成長。</w:t>
       </w:r>
     </w:p>
     <w:p>
@@ -1454,18 +1266,30 @@
           <w:numId w:val="1"/>
         </w:numPr>
         <w:spacing w:after="0" w:line="440" w:lineRule="exact"/>
-        <w:ind w:leftChars="0" w:right="0"/>
-        <w:rPr>
-          <w:szCs w:val="28"/>
-        </w:rPr>
-      </w:pPr>
-      <w:r>
-        <w:rPr>
-          <w:rFonts w:hint="eastAsia"/>
-          <w:color w:val="0F0F0F"/>
-          <w:szCs w:val="28"/>
-        </w:rPr>
-        <w:t>順遂：順利遂心、稱心如意。【例】諸事順遂</w:t>
+        <w:ind w:leftChars="0" w:left="284" w:right="0" w:hanging="284"/>
+        <w:jc w:val="both"/>
+        <w:rPr>
+          <w:szCs w:val="28"/>
+        </w:rPr>
+      </w:pPr>
+      <w:r>
+        <w:rPr>
+          <w:szCs w:val="28"/>
+        </w:rPr>
+        <w:t>昇華</w:t>
+      </w:r>
+      <w:r>
+        <w:rPr>
+          <w:rFonts w:hint="eastAsia"/>
+          <w:szCs w:val="28"/>
+        </w:rPr>
+        <w:t>：</w:t>
+      </w:r>
+      <w:r>
+        <w:rPr>
+          <w:szCs w:val="28"/>
+        </w:rPr>
+        <w:t>原為化學名詞（固體直接轉化為氣體），在此處指將原本世俗、悲哀的離別之情，轉化為對永恆與忠貞愛情的崇高讚美，賦予情感更高的哲理價值。</w:t>
       </w:r>
     </w:p>
     <w:p>
@@ -1475,18 +1299,60 @@
           <w:ilvl w:val="0"/>
           <w:numId w:val="1"/>
         </w:numPr>
-        <w:spacing w:after="0" w:line="420" w:lineRule="exact"/>
-        <w:ind w:leftChars="0" w:right="0"/>
-        <w:rPr>
-          <w:szCs w:val="28"/>
-        </w:rPr>
-      </w:pPr>
-      <w:r>
-        <w:rPr>
-          <w:rFonts w:hint="eastAsia"/>
-          <w:szCs w:val="28"/>
-        </w:rPr>
-        <w:t>鍾愛：特別疼愛。鍾：聚集、集中。【例】她是父母最鍾愛的女兒。</w:t>
+        <w:spacing w:after="0" w:line="440" w:lineRule="exact"/>
+        <w:ind w:leftChars="0" w:left="284" w:right="0" w:hanging="284"/>
+        <w:jc w:val="both"/>
+        <w:rPr>
+          <w:szCs w:val="28"/>
+        </w:rPr>
+      </w:pPr>
+      <w:r>
+        <w:rPr>
+          <w:szCs w:val="28"/>
+        </w:rPr>
+        <w:t>寥寥</w:t>
+      </w:r>
+      <w:r>
+        <w:rPr>
+          <w:rFonts w:hint="eastAsia"/>
+          <w:szCs w:val="28"/>
+        </w:rPr>
+        <w:t>：</w:t>
+      </w:r>
+      <w:r>
+        <w:rPr>
+          <w:szCs w:val="28"/>
+        </w:rPr>
+        <w:t>數量極少、稀少。形容文字精煉、簡短，或數量不多。在文學創作中常用以達到「言簡意賅</w:t>
+      </w:r>
+      <w:r>
+        <w:rPr>
+          <w:rFonts w:hint="eastAsia"/>
+          <w:szCs w:val="28"/>
+        </w:rPr>
+        <w:t>（</w:t>
+      </w:r>
+      <w:r>
+        <w:rPr>
+          <w:rFonts w:hint="eastAsia"/>
+          <w:color w:val="EE0000"/>
+          <w:sz w:val="16"/>
+          <w:szCs w:val="16"/>
+        </w:rPr>
+        <w:t>ㄍㄞ</w:t>
+      </w:r>
+      <w:r>
+        <w:rPr>
+          <w:rFonts w:hint="eastAsia"/>
+          <w:szCs w:val="28"/>
+        </w:rPr>
+        <w:t>）</w:t>
+      </w:r>
+      <w:r>
+        <w:rPr>
+          <w:szCs w:val="28"/>
+        </w:rPr>
+        <w:t>」的效果，給讀者留出豐富的想像空間。</w:t>
       </w:r>
     </w:p>
     <w:p>
@@ -1496,25 +1362,31 @@
           <w:ilvl w:val="0"/>
           <w:numId w:val="1"/>
         </w:numPr>
-        <w:spacing w:after="0" w:line="420" w:lineRule="exact"/>
-        <w:ind w:leftChars="0" w:right="0"/>
-        <w:rPr>
-          <w:szCs w:val="28"/>
-        </w:rPr>
-      </w:pPr>
-      <w:r>
-        <w:rPr>
-          <w:rFonts w:hint="eastAsia"/>
-          <w:szCs w:val="28"/>
-        </w:rPr>
-        <w:t>修佛：</w:t>
-      </w:r>
-      <w:r>
-        <w:rPr>
-          <w:rFonts w:hint="eastAsia"/>
-          <w:szCs w:val="28"/>
-        </w:rPr>
-        <w:t>秦觀最早受到佛教的薰陶，是來自於他的家庭影響。他不僅有家世信佛的淵源，而且還在蘇軾的影響下熱衷於佛教。他不僅與許多高僧往來問道，還以詩歌作爲弘法方式，創作了大量佛教題材的詩歌作品。</w:t>
+        <w:spacing w:after="0" w:line="440" w:lineRule="exact"/>
+        <w:ind w:leftChars="0" w:left="284" w:right="0" w:hanging="284"/>
+        <w:jc w:val="both"/>
+        <w:rPr>
+          <w:szCs w:val="28"/>
+        </w:rPr>
+      </w:pPr>
+      <w:r>
+        <w:rPr>
+          <w:szCs w:val="28"/>
+        </w:rPr>
+        <w:t>勾勒</w:t>
+      </w:r>
+      <w:r>
+        <w:rPr>
+          <w:rFonts w:hint="eastAsia"/>
+          <w:szCs w:val="28"/>
+        </w:rPr>
+        <w:t>：</w:t>
+      </w:r>
+      <w:r>
+        <w:rPr>
+          <w:szCs w:val="28"/>
+        </w:rPr>
+        <w:t>原指用簡練的筆墨描繪輪廓；引申為用簡單的文字描寫出事物的形貌、大致輪廓或特徵。強調不作繁複的細節鋪陳，而是抓住核心特質，迅速在讀者心中建立起清晰的畫面感。</w:t>
       </w:r>
     </w:p>
     <w:p>
@@ -1524,18 +1396,43 @@
           <w:ilvl w:val="0"/>
           <w:numId w:val="1"/>
         </w:numPr>
-        <w:spacing w:after="0" w:line="420" w:lineRule="exact"/>
-        <w:ind w:leftChars="0" w:right="0"/>
-        <w:rPr>
-          <w:szCs w:val="28"/>
-        </w:rPr>
-      </w:pPr>
-      <w:r>
-        <w:rPr>
-          <w:rFonts w:hint="eastAsia"/>
-          <w:szCs w:val="28"/>
-        </w:rPr>
-        <w:t>靈動：指靈活。</w:t>
+        <w:spacing w:after="0" w:line="440" w:lineRule="exact"/>
+        <w:ind w:leftChars="0" w:left="284" w:right="0" w:hanging="284"/>
+        <w:jc w:val="both"/>
+        <w:rPr>
+          <w:szCs w:val="28"/>
+        </w:rPr>
+      </w:pPr>
+      <w:r>
+        <w:rPr>
+          <w:szCs w:val="28"/>
+        </w:rPr>
+        <w:t>蕭瑟</w:t>
+      </w:r>
+      <w:r>
+        <w:rPr>
+          <w:rFonts w:hint="eastAsia"/>
+          <w:szCs w:val="28"/>
+        </w:rPr>
+        <w:t>：</w:t>
+      </w:r>
+      <w:r>
+        <w:rPr>
+          <w:szCs w:val="28"/>
+        </w:rPr>
+        <w:t>形容風吹拂樹木等所發出的聲音，或指環境冷清、淒涼、秋風吹拂的冷落景象</w:t>
+      </w:r>
+      <w:r>
+        <w:rPr>
+          <w:szCs w:val="28"/>
+        </w:rPr>
+        <w:br/>
+      </w:r>
+      <w:r>
+        <w:rPr>
+          <w:szCs w:val="28"/>
+        </w:rPr>
+        <w:t>。常用來營造孤寂、冷清或悲涼的氛圍，在此處用以襯托秋季七夕時節環境的清冷，以及離別前的淒美感。</w:t>
       </w:r>
     </w:p>
     <w:p>
@@ -1545,18 +1442,31 @@
           <w:ilvl w:val="0"/>
           <w:numId w:val="1"/>
         </w:numPr>
-        <w:spacing w:after="0" w:line="420" w:lineRule="exact"/>
-        <w:ind w:leftChars="0" w:right="0"/>
-        <w:rPr>
-          <w:szCs w:val="28"/>
-        </w:rPr>
-      </w:pPr>
-      <w:r>
-        <w:rPr>
-          <w:rFonts w:hint="eastAsia"/>
-          <w:szCs w:val="28"/>
-        </w:rPr>
-        <w:t>輕靈：輕盈靈活。【例】她輕靈曼妙的舞姿，贏得了滿場的喝采。</w:t>
+        <w:spacing w:after="0" w:line="440" w:lineRule="exact"/>
+        <w:ind w:leftChars="0" w:left="284" w:right="0" w:hanging="284"/>
+        <w:jc w:val="both"/>
+        <w:rPr>
+          <w:szCs w:val="28"/>
+        </w:rPr>
+      </w:pPr>
+      <w:r>
+        <w:rPr>
+          <w:szCs w:val="28"/>
+        </w:rPr>
+        <w:t>真心相契</w:t>
+      </w:r>
+      <w:r>
+        <w:rPr>
+          <w:rFonts w:hint="eastAsia"/>
+          <w:szCs w:val="28"/>
+        </w:rPr>
+        <w:t>：</w:t>
+      </w:r>
+      <w:r>
+        <w:rPr>
+          <w:szCs w:val="28"/>
+        </w:rPr>
+        <w:t>彼此以真摯的心意相互契合、心靈相通。指雙方在情感、思想和價值觀上高度一致，彼此理解、信任且靈魂相印，是超越表面形式的高層次伴侶關係。</w:t>
       </w:r>
     </w:p>
     <w:p>
@@ -1566,158 +1476,18 @@
           <w:ilvl w:val="0"/>
           <w:numId w:val="1"/>
         </w:numPr>
-        <w:spacing w:after="0" w:line="420" w:lineRule="exact"/>
-        <w:ind w:leftChars="0" w:right="0"/>
-        <w:rPr>
-          <w:szCs w:val="28"/>
-        </w:rPr>
-      </w:pPr>
-      <w:r>
-        <w:rPr>
-          <w:rFonts w:hint="eastAsia"/>
-          <w:szCs w:val="28"/>
-        </w:rPr>
-        <w:t>溫潤</w:t>
-      </w:r>
-    </w:p>
-    <w:p>
-      <w:pPr>
-        <w:pStyle w:val="a9"/>
-        <w:numPr>
-          <w:ilvl w:val="0"/>
-          <w:numId w:val="18"/>
-        </w:numPr>
-        <w:spacing w:after="0" w:line="420" w:lineRule="exact"/>
-        <w:ind w:leftChars="0" w:right="0"/>
-        <w:rPr>
-          <w:szCs w:val="28"/>
-        </w:rPr>
-      </w:pPr>
-      <w:r>
-        <w:rPr>
-          <w:rFonts w:hint="eastAsia"/>
-          <w:szCs w:val="28"/>
-        </w:rPr>
-        <w:t>溫和溼潤</w:t>
-      </w:r>
-      <w:r>
-        <w:rPr>
-          <w:rFonts w:hint="eastAsia"/>
-          <w:szCs w:val="28"/>
-        </w:rPr>
-        <w:t>。</w:t>
-      </w:r>
-      <w:r>
-        <w:rPr>
-          <w:rFonts w:hint="eastAsia"/>
-          <w:szCs w:val="28"/>
-        </w:rPr>
-        <w:t>【例】春天氣候溫潤，十分宜人。</w:t>
-      </w:r>
-    </w:p>
-    <w:p>
-      <w:pPr>
-        <w:pStyle w:val="a9"/>
-        <w:numPr>
-          <w:ilvl w:val="0"/>
-          <w:numId w:val="18"/>
-        </w:numPr>
-        <w:spacing w:after="0" w:line="420" w:lineRule="exact"/>
-        <w:ind w:leftChars="0" w:right="0"/>
-        <w:rPr>
-          <w:szCs w:val="28"/>
-        </w:rPr>
-      </w:pPr>
-      <w:r>
-        <w:rPr>
-          <w:rFonts w:hint="eastAsia"/>
-          <w:szCs w:val="28"/>
-        </w:rPr>
-        <w:t>溫柔潤澤。</w:t>
-      </w:r>
-    </w:p>
-    <w:p>
-      <w:pPr>
-        <w:pStyle w:val="a9"/>
-        <w:numPr>
-          <w:ilvl w:val="0"/>
-          <w:numId w:val="1"/>
-        </w:numPr>
-        <w:spacing w:after="0" w:line="420" w:lineRule="exact"/>
-        <w:ind w:leftChars="0" w:right="0"/>
-        <w:rPr>
-          <w:szCs w:val="28"/>
-        </w:rPr>
-      </w:pPr>
-      <w:r>
-        <w:rPr>
-          <w:rFonts w:hint="eastAsia"/>
-          <w:szCs w:val="28"/>
-        </w:rPr>
-        <w:t>深沉</w:t>
-      </w:r>
-    </w:p>
-    <w:p>
-      <w:pPr>
-        <w:pStyle w:val="a9"/>
-        <w:numPr>
-          <w:ilvl w:val="0"/>
-          <w:numId w:val="19"/>
-        </w:numPr>
-        <w:spacing w:after="0" w:line="420" w:lineRule="exact"/>
-        <w:ind w:leftChars="0" w:right="0"/>
-        <w:rPr>
-          <w:szCs w:val="28"/>
-        </w:rPr>
-      </w:pPr>
-      <w:r>
-        <w:rPr>
-          <w:rFonts w:hint="eastAsia"/>
-          <w:szCs w:val="28"/>
-        </w:rPr>
-        <w:t>思想感情內斂不外露。【例】這個人很深沉，教人不易捉摸、了解。</w:t>
-      </w:r>
-    </w:p>
-    <w:p>
-      <w:pPr>
-        <w:pStyle w:val="a9"/>
-        <w:numPr>
-          <w:ilvl w:val="0"/>
-          <w:numId w:val="19"/>
-        </w:numPr>
-        <w:spacing w:after="0" w:line="420" w:lineRule="exact"/>
-        <w:ind w:leftChars="0" w:right="0"/>
-        <w:rPr>
-          <w:szCs w:val="28"/>
-        </w:rPr>
-      </w:pPr>
-      <w:r>
-        <w:rPr>
-          <w:rFonts w:hint="eastAsia"/>
-          <w:szCs w:val="28"/>
-        </w:rPr>
-        <w:t>低沉。【例】夕陽西下，暮色深沉，大家拖著疲憊的身子回家。</w:t>
-      </w:r>
-    </w:p>
-    <w:p>
-      <w:pPr>
-        <w:pStyle w:val="a9"/>
-        <w:numPr>
-          <w:ilvl w:val="0"/>
-          <w:numId w:val="1"/>
-        </w:numPr>
-        <w:spacing w:after="0" w:line="420" w:lineRule="exact"/>
-        <w:ind w:leftChars="0" w:right="0"/>
-        <w:rPr>
-          <w:szCs w:val="28"/>
-        </w:rPr>
-      </w:pPr>
-      <w:r>
-        <w:rPr>
-          <w:rFonts w:hint="eastAsia"/>
-          <w:szCs w:val="28"/>
-        </w:rPr>
-        <w:t>纏綿</w:t>
+        <w:spacing w:after="0" w:line="440" w:lineRule="exact"/>
+        <w:ind w:leftChars="0" w:left="284" w:right="0" w:hanging="284"/>
+        <w:jc w:val="both"/>
+        <w:rPr>
+          <w:szCs w:val="28"/>
+        </w:rPr>
+      </w:pPr>
+      <w:r>
+        <w:rPr>
+          <w:szCs w:val="28"/>
+        </w:rPr>
+        <w:t>跨越時間與空間的洪流</w:t>
       </w:r>
       <w:r>
         <w:rPr>
@@ -1728,103 +1498,9 @@
       </w:r>
       <w:r>
         <w:rPr>
-          <w:rFonts w:hint="eastAsia"/>
-          <w:szCs w:val="28"/>
-        </w:rPr>
-        <w:t>形容彼此情感甜蜜，如線索糾結纏繞，無法擺脫或割捨。</w:t>
-      </w:r>
-    </w:p>
-    <w:p>
-      <w:pPr>
-        <w:pStyle w:val="a9"/>
-        <w:spacing w:after="0" w:line="420" w:lineRule="exact"/>
-        <w:ind w:leftChars="0" w:right="0" w:firstLine="0"/>
-        <w:rPr>
-          <w:szCs w:val="28"/>
-        </w:rPr>
-      </w:pPr>
-      <w:r>
-        <w:rPr>
-          <w:rFonts w:hint="eastAsia"/>
-          <w:szCs w:val="28"/>
-        </w:rPr>
-        <w:t>【例】他們倆情意纏綿，片刻都捨不得分離。</w:t>
-      </w:r>
-    </w:p>
-    <w:p>
-      <w:pPr>
-        <w:pStyle w:val="a9"/>
-        <w:numPr>
-          <w:ilvl w:val="0"/>
-          <w:numId w:val="1"/>
-        </w:numPr>
-        <w:spacing w:after="0" w:line="420" w:lineRule="exact"/>
-        <w:ind w:leftChars="0" w:right="0"/>
-        <w:rPr>
-          <w:szCs w:val="28"/>
-        </w:rPr>
-      </w:pPr>
-      <w:r>
-        <w:rPr>
-          <w:rFonts w:hint="eastAsia"/>
-          <w:szCs w:val="28"/>
-        </w:rPr>
-        <w:t>設喻</w:t>
-      </w:r>
-      <w:r>
-        <w:rPr>
-          <w:rFonts w:hint="eastAsia"/>
-          <w:szCs w:val="28"/>
-        </w:rPr>
-        <w:t>：</w:t>
-      </w:r>
-      <w:r>
-        <w:rPr>
-          <w:rFonts w:hint="eastAsia"/>
-          <w:szCs w:val="28"/>
-        </w:rPr>
-        <w:t>又叫諷喻，這是比喻修辭的一種擴大化的用法，是借敘述一個故事，通過暗示、類比，說明某一事理，表述某一主張的富有機智幽默情趣比較婉曲的語言表達方式。它往往是一段話，甚至是一篇文章，用整個故事透露出喻意，不用比喻詞，喻意較含蓄，讓讀者去體會兩件事情在道理上的相似之處，有時有</w:t>
-      </w:r>
-      <w:r>
-        <w:rPr>
-          <w:szCs w:val="28"/>
-        </w:rPr>
-        <w:t>"意在言外"之感。諷喻的使用非常靈活，既可以在行文中插敘，並且點明本意;也可以獨立成章，寓意其中，並不明說，而留給讀者以思考。無論是哪種形式，一般都蘊含著諷諫、譏刺、規勸、批評、誘導的意義。</w:t>
-      </w:r>
-    </w:p>
-    <w:p>
-      <w:pPr>
-        <w:pStyle w:val="a9"/>
-        <w:numPr>
-          <w:ilvl w:val="0"/>
-          <w:numId w:val="1"/>
-        </w:numPr>
-        <w:spacing w:after="0" w:line="420" w:lineRule="exact"/>
-        <w:ind w:leftChars="0" w:right="0"/>
-        <w:rPr>
-          <w:szCs w:val="28"/>
-        </w:rPr>
-      </w:pPr>
-      <w:r>
-        <w:rPr>
-          <w:rFonts w:hint="eastAsia"/>
-          <w:szCs w:val="28"/>
-        </w:rPr>
-        <w:t>纖柔</w:t>
-      </w:r>
-      <w:r>
-        <w:rPr>
-          <w:rFonts w:hint="eastAsia"/>
-          <w:szCs w:val="28"/>
-        </w:rPr>
-        <w:t>：</w:t>
-      </w:r>
-      <w:r>
-        <w:rPr>
-          <w:rFonts w:hint="eastAsia"/>
-          <w:szCs w:val="28"/>
-        </w:rPr>
-        <w:t>柔軟纖細。</w:t>
+          <w:szCs w:val="28"/>
+        </w:rPr>
+        <w:t>突破時間長河的阻隔與廣袤空間的距離限制。形容真摯的情感不受客觀環境、距離或生老病死等因素的限制，具有永恆不朽的生命力。</w:t>
       </w:r>
     </w:p>
     <w:sectPr>
@@ -1838,7 +1514,7 @@
 </file>
 
 <file path=word/endnotes.xml><?xml version="1.0" encoding="utf-8"?>
-<w:endnotes xmlns:wpc="http://schemas.microsoft.com/office/word/2010/wordprocessingCanvas" xmlns:cx="http://schemas.microsoft.com/office/drawing/2014/chartex" xmlns:cx1="http://schemas.microsoft.com/office/drawing/2015/9/8/chartex" xmlns:cx2="http://schemas.microsoft.com/office/drawing/2015/10/21/chartex" xmlns:cx3="http://schemas.microsoft.com/office/drawing/2016/5/9/chartex" xmlns:cx4="http://schemas.microsoft.com/office/drawing/2016/5/10/chartex" xmlns:cx5="http://schemas.microsoft.com/office/drawing/2016/5/11/chartex" xmlns:cx6="http://schemas.microsoft.com/office/drawing/2016/5/12/chartex" xmlns:cx7="http://schemas.microsoft.com/office/drawing/2016/5/13/chartex" xmlns:cx8="http://schemas.microsoft.com/office/drawing/2016/5/14/chartex" xmlns:mc="http://schemas.openxmlformats.org/markup-compatibility/2006" xmlns:aink="http://schemas.microsoft.com/office/drawing/2016/ink" xmlns:am3d="http://schemas.microsoft.com/office/drawing/2017/model3d" xmlns:o="urn:schemas-microsoft-com:office:office" xmlns:oel="http://schemas.microsoft.com/office/2019/extlst" xmlns:r="http://schemas.openxmlformats.org/officeDocument/2006/relationships" xmlns:m="http://schemas.openxmlformats.org/officeDocument/2006/math" xmlns:v="urn:schemas-microsoft-com:vml" xmlns:wp14="http://schemas.microsoft.com/office/word/2010/wordprocessingDrawing" xmlns:wp="http://schemas.openxmlformats.org/drawingml/2006/wordprocessingDrawing" xmlns:w10="urn:schemas-microsoft-com:office:word" xmlns:w="http://schemas.openxmlformats.org/wordprocessingml/2006/main" xmlns:w14="http://schemas.microsoft.com/office/word/2010/wordml" xmlns:w15="http://schemas.microsoft.com/office/word/2012/wordml" xmlns:w16cex="http://schemas.microsoft.com/office/word/2018/wordml/cex" xmlns:w16cid="http://schemas.microsoft.com/office/word/2016/wordml/cid" xmlns:w16="http://schemas.microsoft.com/office/word/2018/wordml" xmlns:w16sdtdh="http://schemas.microsoft.com/office/word/2020/wordml/sdtdatahash" xmlns:w16se="http://schemas.microsoft.com/office/word/2015/wordml/symex" xmlns:wpg="http://schemas.microsoft.com/office/word/2010/wordprocessingGroup" xmlns:wpi="http://schemas.microsoft.com/office/word/2010/wordprocessingInk" xmlns:wne="http://schemas.microsoft.com/office/word/2006/wordml" xmlns:wps="http://schemas.microsoft.com/office/word/2010/wordprocessingShape" mc:Ignorable="w14 w15 w16se w16cid w16 w16cex w16sdtdh wp14">
+<w:endnotes xmlns:wpc="http://schemas.microsoft.com/office/word/2010/wordprocessingCanvas" xmlns:cx="http://schemas.microsoft.com/office/drawing/2014/chartex" xmlns:cx1="http://schemas.microsoft.com/office/drawing/2015/9/8/chartex" xmlns:cx2="http://schemas.microsoft.com/office/drawing/2015/10/21/chartex" xmlns:cx3="http://schemas.microsoft.com/office/drawing/2016/5/9/chartex" xmlns:cx4="http://schemas.microsoft.com/office/drawing/2016/5/10/chartex" xmlns:cx5="http://schemas.microsoft.com/office/drawing/2016/5/11/chartex" xmlns:cx6="http://schemas.microsoft.com/office/drawing/2016/5/12/chartex" xmlns:cx7="http://schemas.microsoft.com/office/drawing/2016/5/13/chartex" xmlns:cx8="http://schemas.microsoft.com/office/drawing/2016/5/14/chartex" xmlns:mc="http://schemas.openxmlformats.org/markup-compatibility/2006" xmlns:aink="http://schemas.microsoft.com/office/drawing/2016/ink" xmlns:am3d="http://schemas.microsoft.com/office/drawing/2017/model3d" xmlns:o="urn:schemas-microsoft-com:office:office" xmlns:oel="http://schemas.microsoft.com/office/2019/extlst" xmlns:r="http://schemas.openxmlformats.org/officeDocument/2006/relationships" xmlns:m="http://schemas.openxmlformats.org/officeDocument/2006/math" xmlns:v="urn:schemas-microsoft-com:vml" xmlns:wp14="http://schemas.microsoft.com/office/word/2010/wordprocessingDrawing" xmlns:wp="http://schemas.openxmlformats.org/drawingml/2006/wordprocessingDrawing" xmlns:w10="urn:schemas-microsoft-com:office:word" xmlns:w="http://schemas.openxmlformats.org/wordprocessingml/2006/main" xmlns:w14="http://schemas.microsoft.com/office/word/2010/wordml" xmlns:w15="http://schemas.microsoft.com/office/word/2012/wordml" xmlns:w16cex="http://schemas.microsoft.com/office/word/2018/wordml/cex" xmlns:w16cid="http://schemas.microsoft.com/office/word/2016/wordml/cid" xmlns:w16="http://schemas.microsoft.com/office/word/2018/wordml" xmlns:w16du="http://schemas.microsoft.com/office/word/2023/wordml/word16du" xmlns:w16sdtdh="http://schemas.microsoft.com/office/word/2020/wordml/sdtdatahash" xmlns:w16sdtfl="http://schemas.microsoft.com/office/word/2024/wordml/sdtformatlock" xmlns:w16se="http://schemas.microsoft.com/office/word/2015/wordml/symex" xmlns:wpg="http://schemas.microsoft.com/office/word/2010/wordprocessingGroup" xmlns:wpi="http://schemas.microsoft.com/office/word/2010/wordprocessingInk" xmlns:wne="http://schemas.microsoft.com/office/word/2006/wordml" xmlns:wps="http://schemas.microsoft.com/office/word/2010/wordprocessingShape" mc:Ignorable="w14 w15 w16se w16cid w16 w16cex w16sdtdh w16sdtfl w16du wp14">
   <w:endnote w:type="separator" w:id="-1">
     <w:p>
       <w:pPr>
@@ -1863,7 +1539,7 @@
 </file>
 
 <file path=word/footer1.xml><?xml version="1.0" encoding="utf-8"?>
-<w:ftr xmlns:wpc="http://schemas.microsoft.com/office/word/2010/wordprocessingCanvas" xmlns:cx="http://schemas.microsoft.com/office/drawing/2014/chartex" xmlns:cx1="http://schemas.microsoft.com/office/drawing/2015/9/8/chartex" xmlns:cx2="http://schemas.microsoft.com/office/drawing/2015/10/21/chartex" xmlns:cx3="http://schemas.microsoft.com/office/drawing/2016/5/9/chartex" xmlns:cx4="http://schemas.microsoft.com/office/drawing/2016/5/10/chartex" xmlns:cx5="http://schemas.microsoft.com/office/drawing/2016/5/11/chartex" xmlns:cx6="http://schemas.microsoft.com/office/drawing/2016/5/12/chartex" xmlns:cx7="http://schemas.microsoft.com/office/drawing/2016/5/13/chartex" xmlns:cx8="http://schemas.microsoft.com/office/drawing/2016/5/14/chartex" xmlns:mc="http://schemas.openxmlformats.org/markup-compatibility/2006" xmlns:aink="http://schemas.microsoft.com/office/drawing/2016/ink" xmlns:am3d="http://schemas.microsoft.com/office/drawing/2017/model3d" xmlns:o="urn:schemas-microsoft-com:office:office" xmlns:oel="http://schemas.microsoft.com/office/2019/extlst" xmlns:r="http://schemas.openxmlformats.org/officeDocument/2006/relationships" xmlns:m="http://schemas.openxmlformats.org/officeDocument/2006/math" xmlns:v="urn:schemas-microsoft-com:vml" xmlns:wp14="http://schemas.microsoft.com/office/word/2010/wordprocessingDrawing" xmlns:wp="http://schemas.openxmlformats.org/drawingml/2006/wordprocessingDrawing" xmlns:w10="urn:schemas-microsoft-com:office:word" xmlns:w="http://schemas.openxmlformats.org/wordprocessingml/2006/main" xmlns:w14="http://schemas.microsoft.com/office/word/2010/wordml" xmlns:w15="http://schemas.microsoft.com/office/word/2012/wordml" xmlns:w16cex="http://schemas.microsoft.com/office/word/2018/wordml/cex" xmlns:w16cid="http://schemas.microsoft.com/office/word/2016/wordml/cid" xmlns:w16="http://schemas.microsoft.com/office/word/2018/wordml" xmlns:w16sdtdh="http://schemas.microsoft.com/office/word/2020/wordml/sdtdatahash" xmlns:w16se="http://schemas.microsoft.com/office/word/2015/wordml/symex" xmlns:wpg="http://schemas.microsoft.com/office/word/2010/wordprocessingGroup" xmlns:wpi="http://schemas.microsoft.com/office/word/2010/wordprocessingInk" xmlns:wne="http://schemas.microsoft.com/office/word/2006/wordml" xmlns:wps="http://schemas.microsoft.com/office/word/2010/wordprocessingShape" mc:Ignorable="w14 w15 w16se w16cid w16 w16cex w16sdtdh wp14">
+<w:ftr xmlns:wpc="http://schemas.microsoft.com/office/word/2010/wordprocessingCanvas" xmlns:cx="http://schemas.microsoft.com/office/drawing/2014/chartex" xmlns:cx1="http://schemas.microsoft.com/office/drawing/2015/9/8/chartex" xmlns:cx2="http://schemas.microsoft.com/office/drawing/2015/10/21/chartex" xmlns:cx3="http://schemas.microsoft.com/office/drawing/2016/5/9/chartex" xmlns:cx4="http://schemas.microsoft.com/office/drawing/2016/5/10/chartex" xmlns:cx5="http://schemas.microsoft.com/office/drawing/2016/5/11/chartex" xmlns:cx6="http://schemas.microsoft.com/office/drawing/2016/5/12/chartex" xmlns:cx7="http://schemas.microsoft.com/office/drawing/2016/5/13/chartex" xmlns:cx8="http://schemas.microsoft.com/office/drawing/2016/5/14/chartex" xmlns:mc="http://schemas.openxmlformats.org/markup-compatibility/2006" xmlns:aink="http://schemas.microsoft.com/office/drawing/2016/ink" xmlns:am3d="http://schemas.microsoft.com/office/drawing/2017/model3d" xmlns:o="urn:schemas-microsoft-com:office:office" xmlns:oel="http://schemas.microsoft.com/office/2019/extlst" xmlns:r="http://schemas.openxmlformats.org/officeDocument/2006/relationships" xmlns:m="http://schemas.openxmlformats.org/officeDocument/2006/math" xmlns:v="urn:schemas-microsoft-com:vml" xmlns:wp14="http://schemas.microsoft.com/office/word/2010/wordprocessingDrawing" xmlns:wp="http://schemas.openxmlformats.org/drawingml/2006/wordprocessingDrawing" xmlns:w10="urn:schemas-microsoft-com:office:word" xmlns:w="http://schemas.openxmlformats.org/wordprocessingml/2006/main" xmlns:w14="http://schemas.microsoft.com/office/word/2010/wordml" xmlns:w15="http://schemas.microsoft.com/office/word/2012/wordml" xmlns:w16cex="http://schemas.microsoft.com/office/word/2018/wordml/cex" xmlns:w16cid="http://schemas.microsoft.com/office/word/2016/wordml/cid" xmlns:w16="http://schemas.microsoft.com/office/word/2018/wordml" xmlns:w16du="http://schemas.microsoft.com/office/word/2023/wordml/word16du" xmlns:w16sdtdh="http://schemas.microsoft.com/office/word/2020/wordml/sdtdatahash" xmlns:w16sdtfl="http://schemas.microsoft.com/office/word/2024/wordml/sdtformatlock" xmlns:w16se="http://schemas.microsoft.com/office/word/2015/wordml/symex" xmlns:wpg="http://schemas.microsoft.com/office/word/2010/wordprocessingGroup" xmlns:wpi="http://schemas.microsoft.com/office/word/2010/wordprocessingInk" xmlns:wne="http://schemas.microsoft.com/office/word/2006/wordml" xmlns:wps="http://schemas.microsoft.com/office/word/2010/wordprocessingShape" mc:Ignorable="w14 w15 w16se w16cid w16 w16cex w16sdtdh w16sdtfl w16du wp14">
   <w:sdt>
     <w:sdtPr>
       <w:id w:val="1495451635"/>
@@ -1876,6 +1552,7 @@
       <w:p>
         <w:pPr>
           <w:pStyle w:val="a5"/>
+          <w:ind w:right="-1"/>
           <w:jc w:val="right"/>
         </w:pPr>
         <w:r>
@@ -1914,7 +1591,7 @@
 </file>
 
 <file path=word/footnotes.xml><?xml version="1.0" encoding="utf-8"?>
-<w:footnotes xmlns:wpc="http://schemas.microsoft.com/office/word/2010/wordprocessingCanvas" xmlns:cx="http://schemas.microsoft.com/office/drawing/2014/chartex" xmlns:cx1="http://schemas.microsoft.com/office/drawing/2015/9/8/chartex" xmlns:cx2="http://schemas.microsoft.com/office/drawing/2015/10/21/chartex" xmlns:cx3="http://schemas.microsoft.com/office/drawing/2016/5/9/chartex" xmlns:cx4="http://schemas.microsoft.com/office/drawing/2016/5/10/chartex" xmlns:cx5="http://schemas.microsoft.com/office/drawing/2016/5/11/chartex" xmlns:cx6="http://schemas.microsoft.com/office/drawing/2016/5/12/chartex" xmlns:cx7="http://schemas.microsoft.com/office/drawing/2016/5/13/chartex" xmlns:cx8="http://schemas.microsoft.com/office/drawing/2016/5/14/chartex" xmlns:mc="http://schemas.openxmlformats.org/markup-compatibility/2006" xmlns:aink="http://schemas.microsoft.com/office/drawing/2016/ink" xmlns:am3d="http://schemas.microsoft.com/office/drawing/2017/model3d" xmlns:o="urn:schemas-microsoft-com:office:office" xmlns:oel="http://schemas.microsoft.com/office/2019/extlst" xmlns:r="http://schemas.openxmlformats.org/officeDocument/2006/relationships" xmlns:m="http://schemas.openxmlformats.org/officeDocument/2006/math" xmlns:v="urn:schemas-microsoft-com:vml" xmlns:wp14="http://schemas.microsoft.com/office/word/2010/wordprocessingDrawing" xmlns:wp="http://schemas.openxmlformats.org/drawingml/2006/wordprocessingDrawing" xmlns:w10="urn:schemas-microsoft-com:office:word" xmlns:w="http://schemas.openxmlformats.org/wordprocessingml/2006/main" xmlns:w14="http://schemas.microsoft.com/office/word/2010/wordml" xmlns:w15="http://schemas.microsoft.com/office/word/2012/wordml" xmlns:w16cex="http://schemas.microsoft.com/office/word/2018/wordml/cex" xmlns:w16cid="http://schemas.microsoft.com/office/word/2016/wordml/cid" xmlns:w16="http://schemas.microsoft.com/office/word/2018/wordml" xmlns:w16sdtdh="http://schemas.microsoft.com/office/word/2020/wordml/sdtdatahash" xmlns:w16se="http://schemas.microsoft.com/office/word/2015/wordml/symex" xmlns:wpg="http://schemas.microsoft.com/office/word/2010/wordprocessingGroup" xmlns:wpi="http://schemas.microsoft.com/office/word/2010/wordprocessingInk" xmlns:wne="http://schemas.microsoft.com/office/word/2006/wordml" xmlns:wps="http://schemas.microsoft.com/office/word/2010/wordprocessingShape" mc:Ignorable="w14 w15 w16se w16cid w16 w16cex w16sdtdh wp14">
+<w:footnotes xmlns:wpc="http://schemas.microsoft.com/office/word/2010/wordprocessingCanvas" xmlns:cx="http://schemas.microsoft.com/office/drawing/2014/chartex" xmlns:cx1="http://schemas.microsoft.com/office/drawing/2015/9/8/chartex" xmlns:cx2="http://schemas.microsoft.com/office/drawing/2015/10/21/chartex" xmlns:cx3="http://schemas.microsoft.com/office/drawing/2016/5/9/chartex" xmlns:cx4="http://schemas.microsoft.com/office/drawing/2016/5/10/chartex" xmlns:cx5="http://schemas.microsoft.com/office/drawing/2016/5/11/chartex" xmlns:cx6="http://schemas.microsoft.com/office/drawing/2016/5/12/chartex" xmlns:cx7="http://schemas.microsoft.com/office/drawing/2016/5/13/chartex" xmlns:cx8="http://schemas.microsoft.com/office/drawing/2016/5/14/chartex" xmlns:mc="http://schemas.openxmlformats.org/markup-compatibility/2006" xmlns:aink="http://schemas.microsoft.com/office/drawing/2016/ink" xmlns:am3d="http://schemas.microsoft.com/office/drawing/2017/model3d" xmlns:o="urn:schemas-microsoft-com:office:office" xmlns:oel="http://schemas.microsoft.com/office/2019/extlst" xmlns:r="http://schemas.openxmlformats.org/officeDocument/2006/relationships" xmlns:m="http://schemas.openxmlformats.org/officeDocument/2006/math" xmlns:v="urn:schemas-microsoft-com:vml" xmlns:wp14="http://schemas.microsoft.com/office/word/2010/wordprocessingDrawing" xmlns:wp="http://schemas.openxmlformats.org/drawingml/2006/wordprocessingDrawing" xmlns:w10="urn:schemas-microsoft-com:office:word" xmlns:w="http://schemas.openxmlformats.org/wordprocessingml/2006/main" xmlns:w14="http://schemas.microsoft.com/office/word/2010/wordml" xmlns:w15="http://schemas.microsoft.com/office/word/2012/wordml" xmlns:w16cex="http://schemas.microsoft.com/office/word/2018/wordml/cex" xmlns:w16cid="http://schemas.microsoft.com/office/word/2016/wordml/cid" xmlns:w16="http://schemas.microsoft.com/office/word/2018/wordml" xmlns:w16du="http://schemas.microsoft.com/office/word/2023/wordml/word16du" xmlns:w16sdtdh="http://schemas.microsoft.com/office/word/2020/wordml/sdtdatahash" xmlns:w16sdtfl="http://schemas.microsoft.com/office/word/2024/wordml/sdtformatlock" xmlns:w16se="http://schemas.microsoft.com/office/word/2015/wordml/symex" xmlns:wpg="http://schemas.microsoft.com/office/word/2010/wordprocessingGroup" xmlns:wpi="http://schemas.microsoft.com/office/word/2010/wordprocessingInk" xmlns:wne="http://schemas.microsoft.com/office/word/2006/wordml" xmlns:wps="http://schemas.microsoft.com/office/word/2010/wordprocessingShape" mc:Ignorable="w14 w15 w16se w16cid w16 w16cex w16sdtdh w16sdtfl w16du wp14">
   <w:footnote w:type="separator" w:id="-1">
     <w:p>
       <w:pPr>
@@ -1939,7 +1616,7 @@
 </file>
 
 <file path=word/numbering.xml><?xml version="1.0" encoding="utf-8"?>
-<w:numbering xmlns:wpc="http://schemas.microsoft.com/office/word/2010/wordprocessingCanvas" xmlns:cx="http://schemas.microsoft.com/office/drawing/2014/chartex" xmlns:cx1="http://schemas.microsoft.com/office/drawing/2015/9/8/chartex" xmlns:cx2="http://schemas.microsoft.com/office/drawing/2015/10/21/chartex" xmlns:cx3="http://schemas.microsoft.com/office/drawing/2016/5/9/chartex" xmlns:cx4="http://schemas.microsoft.com/office/drawing/2016/5/10/chartex" xmlns:cx5="http://schemas.microsoft.com/office/drawing/2016/5/11/chartex" xmlns:cx6="http://schemas.microsoft.com/office/drawing/2016/5/12/chartex" xmlns:cx7="http://schemas.microsoft.com/office/drawing/2016/5/13/chartex" xmlns:cx8="http://schemas.microsoft.com/office/drawing/2016/5/14/chartex" xmlns:mc="http://schemas.openxmlformats.org/markup-compatibility/2006" xmlns:aink="http://schemas.microsoft.com/office/drawing/2016/ink" xmlns:am3d="http://schemas.microsoft.com/office/drawing/2017/model3d" xmlns:o="urn:schemas-microsoft-com:office:office" xmlns:oel="http://schemas.microsoft.com/office/2019/extlst" xmlns:r="http://schemas.openxmlformats.org/officeDocument/2006/relationships" xmlns:m="http://schemas.openxmlformats.org/officeDocument/2006/math" xmlns:v="urn:schemas-microsoft-com:vml" xmlns:wp14="http://schemas.microsoft.com/office/word/2010/wordprocessingDrawing" xmlns:wp="http://schemas.openxmlformats.org/drawingml/2006/wordprocessingDrawing" xmlns:w10="urn:schemas-microsoft-com:office:word" xmlns:w="http://schemas.openxmlformats.org/wordprocessingml/2006/main" xmlns:w14="http://schemas.microsoft.com/office/word/2010/wordml" xmlns:w15="http://schemas.microsoft.com/office/word/2012/wordml" xmlns:w16cex="http://schemas.microsoft.com/office/word/2018/wordml/cex" xmlns:w16cid="http://schemas.microsoft.com/office/word/2016/wordml/cid" xmlns:w16="http://schemas.microsoft.com/office/word/2018/wordml" xmlns:w16sdtdh="http://schemas.microsoft.com/office/word/2020/wordml/sdtdatahash" xmlns:w16se="http://schemas.microsoft.com/office/word/2015/wordml/symex" xmlns:wpg="http://schemas.microsoft.com/office/word/2010/wordprocessingGroup" xmlns:wpi="http://schemas.microsoft.com/office/word/2010/wordprocessingInk" xmlns:wne="http://schemas.microsoft.com/office/word/2006/wordml" xmlns:wps="http://schemas.microsoft.com/office/word/2010/wordprocessingShape" mc:Ignorable="w14 w15 w16se w16cid w16 w16cex w16sdtdh wp14">
+<w:numbering xmlns:wpc="http://schemas.microsoft.com/office/word/2010/wordprocessingCanvas" xmlns:cx="http://schemas.microsoft.com/office/drawing/2014/chartex" xmlns:cx1="http://schemas.microsoft.com/office/drawing/2015/9/8/chartex" xmlns:cx2="http://schemas.microsoft.com/office/drawing/2015/10/21/chartex" xmlns:cx3="http://schemas.microsoft.com/office/drawing/2016/5/9/chartex" xmlns:cx4="http://schemas.microsoft.com/office/drawing/2016/5/10/chartex" xmlns:cx5="http://schemas.microsoft.com/office/drawing/2016/5/11/chartex" xmlns:cx6="http://schemas.microsoft.com/office/drawing/2016/5/12/chartex" xmlns:cx7="http://schemas.microsoft.com/office/drawing/2016/5/13/chartex" xmlns:cx8="http://schemas.microsoft.com/office/drawing/2016/5/14/chartex" xmlns:mc="http://schemas.openxmlformats.org/markup-compatibility/2006" xmlns:aink="http://schemas.microsoft.com/office/drawing/2016/ink" xmlns:am3d="http://schemas.microsoft.com/office/drawing/2017/model3d" xmlns:o="urn:schemas-microsoft-com:office:office" xmlns:oel="http://schemas.microsoft.com/office/2019/extlst" xmlns:r="http://schemas.openxmlformats.org/officeDocument/2006/relationships" xmlns:m="http://schemas.openxmlformats.org/officeDocument/2006/math" xmlns:v="urn:schemas-microsoft-com:vml" xmlns:wp14="http://schemas.microsoft.com/office/word/2010/wordprocessingDrawing" xmlns:wp="http://schemas.openxmlformats.org/drawingml/2006/wordprocessingDrawing" xmlns:w10="urn:schemas-microsoft-com:office:word" xmlns:w="http://schemas.openxmlformats.org/wordprocessingml/2006/main" xmlns:w14="http://schemas.microsoft.com/office/word/2010/wordml" xmlns:w15="http://schemas.microsoft.com/office/word/2012/wordml" xmlns:w16cex="http://schemas.microsoft.com/office/word/2018/wordml/cex" xmlns:w16cid="http://schemas.microsoft.com/office/word/2016/wordml/cid" xmlns:w16="http://schemas.microsoft.com/office/word/2018/wordml" xmlns:w16du="http://schemas.microsoft.com/office/word/2023/wordml/word16du" xmlns:w16sdtdh="http://schemas.microsoft.com/office/word/2020/wordml/sdtdatahash" xmlns:w16sdtfl="http://schemas.microsoft.com/office/word/2024/wordml/sdtformatlock" xmlns:w16se="http://schemas.microsoft.com/office/word/2015/wordml/symex" xmlns:wpg="http://schemas.microsoft.com/office/word/2010/wordprocessingGroup" xmlns:wpi="http://schemas.microsoft.com/office/word/2010/wordprocessingInk" xmlns:wne="http://schemas.microsoft.com/office/word/2006/wordml" xmlns:wps="http://schemas.microsoft.com/office/word/2010/wordprocessingShape" mc:Ignorable="w14 w15 w16se w16cid w16 w16cex w16sdtdh w16sdtfl w16du wp14">
   <w:abstractNum w:abstractNumId="0" w15:restartNumberingAfterBreak="0">
     <w:nsid w:val="05E96A11"/>
     <w:multiLevelType w:val="hybridMultilevel"/>
@@ -4125,7 +3802,7 @@
 </file>
 
 <file path=word/styles.xml><?xml version="1.0" encoding="utf-8"?>
-<w:styles xmlns:mc="http://schemas.openxmlformats.org/markup-compatibility/2006" xmlns:r="http://schemas.openxmlformats.org/officeDocument/2006/relationships" xmlns:w="http://schemas.openxmlformats.org/wordprocessingml/2006/main" xmlns:w14="http://schemas.microsoft.com/office/word/2010/wordml" xmlns:w15="http://schemas.microsoft.com/office/word/2012/wordml" xmlns:w16cex="http://schemas.microsoft.com/office/word/2018/wordml/cex" xmlns:w16cid="http://schemas.microsoft.com/office/word/2016/wordml/cid" xmlns:w16="http://schemas.microsoft.com/office/word/2018/wordml" xmlns:w16sdtdh="http://schemas.microsoft.com/office/word/2020/wordml/sdtdatahash" xmlns:w16se="http://schemas.microsoft.com/office/word/2015/wordml/symex" mc:Ignorable="w14 w15 w16se w16cid w16 w16cex w16sdtdh">
+<w:styles xmlns:mc="http://schemas.openxmlformats.org/markup-compatibility/2006" xmlns:r="http://schemas.openxmlformats.org/officeDocument/2006/relationships" xmlns:w="http://schemas.openxmlformats.org/wordprocessingml/2006/main" xmlns:w14="http://schemas.microsoft.com/office/word/2010/wordml" xmlns:w15="http://schemas.microsoft.com/office/word/2012/wordml" xmlns:w16cex="http://schemas.microsoft.com/office/word/2018/wordml/cex" xmlns:w16cid="http://schemas.microsoft.com/office/word/2016/wordml/cid" xmlns:w16="http://schemas.microsoft.com/office/word/2018/wordml" xmlns:w16du="http://schemas.microsoft.com/office/word/2023/wordml/word16du" xmlns:w16sdtdh="http://schemas.microsoft.com/office/word/2020/wordml/sdtdatahash" xmlns:w16sdtfl="http://schemas.microsoft.com/office/word/2024/wordml/sdtformatlock" xmlns:w16se="http://schemas.microsoft.com/office/word/2015/wordml/symex" mc:Ignorable="w14 w15 w16se w16cid w16 w16cex w16sdtdh w16sdtfl w16du">
   <w:docDefaults>
     <w:rPrDefault>
       <w:rPr>
